--- a/docs/manuals/et/ET01-課程列表.docx
+++ b/docs/manuals/et/ET01-課程列表.docx
@@ -7,6 +7,8 @@
         <w:spacing w:after="0"/>
         <w:jc w:val="center"/>
       </w:pPr>
+      <w:bookmarkStart w:id="0" w:name="_GoBack"/>
+      <w:bookmarkEnd w:id="0"/>
     </w:p>
     <w:p>
       <w:pPr>
@@ -155,7 +157,13 @@
         <w:rPr>
           <w:sz w:val="44"/>
         </w:rPr>
-        <w:t>ET01 課程列表</w:t>
+        <w:t xml:space="preserve">ET01 </w:t>
+      </w:r>
+      <w:r>
+        <w:rPr>
+          <w:sz w:val="44"/>
+        </w:rPr>
+        <w:t>課程列表</w:t>
       </w:r>
     </w:p>
     <w:p>
@@ -191,20 +199,26 @@
     <w:tbl>
       <w:tblPr>
         <w:tblStyle w:val="aff2"/>
-        <w:tblW w:type="auto" w:w="0"/>
+        <w:tblW w:w="0" w:type="auto"/>
         <w:jc w:val="center"/>
-        <w:tblLook w:firstColumn="1" w:firstRow="1" w:lastColumn="0" w:lastRow="0" w:noHBand="0" w:noVBand="1" w:val="04A0"/>
+        <w:tblLook w:val="04A0" w:firstRow="1" w:lastRow="0" w:firstColumn="1" w:lastColumn="0" w:noHBand="0" w:noVBand="1"/>
       </w:tblPr>
       <w:tblGrid>
-        <w:gridCol w:w="4680"/>
-        <w:gridCol w:w="4680"/>
+        <w:gridCol w:w="2160"/>
+        <w:gridCol w:w="3600"/>
       </w:tblGrid>
       <w:tr>
+        <w:trPr>
+          <w:jc w:val="center"/>
+        </w:trPr>
         <w:tc>
           <w:tcPr>
-            <w:tcW w:type="dxa" w:w="2160"/>
+            <w:tcW w:w="2160" w:type="dxa"/>
           </w:tcPr>
           <w:p>
+            <w:pPr>
+              <w:spacing w:before="60" w:after="60"/>
+            </w:pPr>
             <w:r>
               <w:t>版本</w:t>
             </w:r>
@@ -212,9 +226,12 @@
         </w:tc>
         <w:tc>
           <w:tcPr>
-            <w:tcW w:type="dxa" w:w="3600"/>
+            <w:tcW w:w="3600" w:type="dxa"/>
           </w:tcPr>
           <w:p>
+            <w:pPr>
+              <w:spacing w:before="60" w:after="60"/>
+            </w:pPr>
             <w:r>
               <w:t>1.0</w:t>
             </w:r>
@@ -222,11 +239,17 @@
         </w:tc>
       </w:tr>
       <w:tr>
+        <w:trPr>
+          <w:jc w:val="center"/>
+        </w:trPr>
         <w:tc>
           <w:tcPr>
-            <w:tcW w:type="dxa" w:w="2160"/>
+            <w:tcW w:w="2160" w:type="dxa"/>
           </w:tcPr>
           <w:p>
+            <w:pPr>
+              <w:spacing w:before="60" w:after="60"/>
+            </w:pPr>
             <w:r>
               <w:t>建立日期</w:t>
             </w:r>
@@ -234,9 +257,12 @@
         </w:tc>
         <w:tc>
           <w:tcPr>
-            <w:tcW w:type="dxa" w:w="3600"/>
+            <w:tcW w:w="3600" w:type="dxa"/>
           </w:tcPr>
           <w:p>
+            <w:pPr>
+              <w:spacing w:before="60" w:after="60"/>
+            </w:pPr>
             <w:r>
               <w:t>2026/10/20</w:t>
             </w:r>
@@ -244,11 +270,17 @@
         </w:tc>
       </w:tr>
       <w:tr>
+        <w:trPr>
+          <w:jc w:val="center"/>
+        </w:trPr>
         <w:tc>
           <w:tcPr>
-            <w:tcW w:type="dxa" w:w="2160"/>
+            <w:tcW w:w="2160" w:type="dxa"/>
           </w:tcPr>
           <w:p>
+            <w:pPr>
+              <w:spacing w:before="60" w:after="60"/>
+            </w:pPr>
             <w:r>
               <w:t>更新日期</w:t>
             </w:r>
@@ -256,19 +288,27 @@
         </w:tc>
         <w:tc>
           <w:tcPr>
-            <w:tcW w:type="dxa" w:w="3600"/>
+            <w:tcW w:w="3600" w:type="dxa"/>
           </w:tcPr>
           <w:p>
-            <w:r/>
+            <w:pPr>
+              <w:spacing w:before="60" w:after="60"/>
+            </w:pPr>
           </w:p>
         </w:tc>
       </w:tr>
       <w:tr>
+        <w:trPr>
+          <w:jc w:val="center"/>
+        </w:trPr>
         <w:tc>
           <w:tcPr>
-            <w:tcW w:type="dxa" w:w="2160"/>
+            <w:tcW w:w="2160" w:type="dxa"/>
           </w:tcPr>
           <w:p>
+            <w:pPr>
+              <w:spacing w:before="60" w:after="60"/>
+            </w:pPr>
             <w:r>
               <w:t>作者</w:t>
             </w:r>
@@ -276,9 +316,12 @@
         </w:tc>
         <w:tc>
           <w:tcPr>
-            <w:tcW w:type="dxa" w:w="3600"/>
+            <w:tcW w:w="3600" w:type="dxa"/>
           </w:tcPr>
           <w:p>
+            <w:pPr>
+              <w:spacing w:before="60" w:after="60"/>
+            </w:pPr>
             <w:r>
               <w:t>朱可棠</w:t>
             </w:r>
@@ -289,31 +332,38 @@
     <w:p>
       <w:pPr>
         <w:pStyle w:val="Heading1NoTOC"/>
-        <w:pageBreakBefore/>
       </w:pPr>
       <w:r>
-        <w:t>文件制/修訂履歷</w:t>
+        <w:lastRenderedPageBreak/>
+        <w:t>文件制</w:t>
+      </w:r>
+      <w:r>
+        <w:t>/</w:t>
+      </w:r>
+      <w:r>
+        <w:t>修訂履歷</w:t>
       </w:r>
     </w:p>
     <w:tbl>
       <w:tblPr>
         <w:tblStyle w:val="aff2"/>
-        <w:tblW w:type="auto" w:w="0"/>
-        <w:tblLook w:firstColumn="1" w:firstRow="1" w:lastColumn="0" w:lastRow="0" w:noHBand="0" w:noVBand="1" w:val="04A0"/>
+        <w:tblW w:w="0" w:type="auto"/>
+        <w:tblLook w:val="04A0" w:firstRow="1" w:lastRow="0" w:firstColumn="1" w:lastColumn="0" w:noHBand="0" w:noVBand="1"/>
       </w:tblPr>
       <w:tblGrid>
-        <w:gridCol w:w="2340"/>
-        <w:gridCol w:w="2340"/>
-        <w:gridCol w:w="2340"/>
-        <w:gridCol w:w="2340"/>
+        <w:gridCol w:w="1151"/>
+        <w:gridCol w:w="1729"/>
+        <w:gridCol w:w="4320"/>
+        <w:gridCol w:w="2160"/>
       </w:tblGrid>
       <w:tr>
         <w:tc>
           <w:tcPr>
-            <w:tcW w:type="dxa" w:w="1151"/>
+            <w:tcW w:w="1151" w:type="dxa"/>
           </w:tcPr>
           <w:p>
             <w:pPr>
+              <w:spacing w:before="60" w:after="60"/>
               <w:jc w:val="center"/>
             </w:pPr>
             <w:r>
@@ -326,10 +376,11 @@
         </w:tc>
         <w:tc>
           <w:tcPr>
-            <w:tcW w:type="dxa" w:w="1729"/>
+            <w:tcW w:w="1729" w:type="dxa"/>
           </w:tcPr>
           <w:p>
             <w:pPr>
+              <w:spacing w:before="60" w:after="60"/>
               <w:jc w:val="center"/>
             </w:pPr>
             <w:r>
@@ -342,10 +393,11 @@
         </w:tc>
         <w:tc>
           <w:tcPr>
-            <w:tcW w:type="dxa" w:w="4320"/>
+            <w:tcW w:w="4320" w:type="dxa"/>
           </w:tcPr>
           <w:p>
             <w:pPr>
+              <w:spacing w:before="60" w:after="60"/>
               <w:jc w:val="center"/>
             </w:pPr>
             <w:r>
@@ -358,10 +410,11 @@
         </w:tc>
         <w:tc>
           <w:tcPr>
-            <w:tcW w:type="dxa" w:w="2160"/>
+            <w:tcW w:w="2160" w:type="dxa"/>
           </w:tcPr>
           <w:p>
             <w:pPr>
+              <w:spacing w:before="60" w:after="60"/>
               <w:jc w:val="center"/>
             </w:pPr>
             <w:r>
@@ -376,10 +429,11 @@
       <w:tr>
         <w:tc>
           <w:tcPr>
-            <w:tcW w:type="dxa" w:w="1151"/>
+            <w:tcW w:w="1151" w:type="dxa"/>
           </w:tcPr>
           <w:p>
             <w:pPr>
+              <w:spacing w:before="60" w:after="60"/>
               <w:jc w:val="center"/>
             </w:pPr>
             <w:r>
@@ -389,10 +443,11 @@
         </w:tc>
         <w:tc>
           <w:tcPr>
-            <w:tcW w:type="dxa" w:w="1729"/>
+            <w:tcW w:w="1729" w:type="dxa"/>
           </w:tcPr>
           <w:p>
             <w:pPr>
+              <w:spacing w:before="60" w:after="60"/>
               <w:jc w:val="center"/>
             </w:pPr>
             <w:r>
@@ -402,9 +457,12 @@
         </w:tc>
         <w:tc>
           <w:tcPr>
-            <w:tcW w:type="dxa" w:w="4320"/>
+            <w:tcW w:w="4320" w:type="dxa"/>
           </w:tcPr>
           <w:p>
+            <w:pPr>
+              <w:spacing w:before="60" w:after="60"/>
+            </w:pPr>
             <w:r>
               <w:t>初次發行</w:t>
             </w:r>
@@ -412,10 +470,11 @@
         </w:tc>
         <w:tc>
           <w:tcPr>
-            <w:tcW w:type="dxa" w:w="2160"/>
+            <w:tcW w:w="2160" w:type="dxa"/>
           </w:tcPr>
           <w:p>
             <w:pPr>
+              <w:spacing w:before="60" w:after="60"/>
               <w:jc w:val="center"/>
             </w:pPr>
             <w:r>
@@ -428,25 +487,832 @@
     <w:p>
       <w:pPr>
         <w:pStyle w:val="Heading1NoTOC"/>
-        <w:pageBreakBefore/>
       </w:pPr>
       <w:r>
+        <w:lastRenderedPageBreak/>
         <w:t>目錄</w:t>
       </w:r>
     </w:p>
     <w:p>
+      <w:pPr>
+        <w:pStyle w:val="14"/>
+        <w:tabs>
+          <w:tab w:val="right" w:leader="dot" w:pos="9350"/>
+        </w:tabs>
+        <w:rPr>
+          <w:rFonts w:asciiTheme="minorHAnsi" w:eastAsiaTheme="minorEastAsia" w:hAnsiTheme="minorHAnsi" w:cstheme="minorBidi"/>
+          <w:noProof/>
+          <w:color w:val="auto"/>
+          <w:kern w:val="2"/>
+          <w:szCs w:val="22"/>
+        </w:rPr>
+      </w:pPr>
       <w:r>
         <w:fldChar w:fldCharType="begin"/>
-        <w:instrText xml:space="preserve">TOC \o "1-2" \h \z \u</w:instrText>
+      </w:r>
+      <w:r>
+        <w:instrText>TOC \o "1-2" \h \z \u</w:instrText>
+      </w:r>
+      <w:r>
         <w:fldChar w:fldCharType="separate"/>
-        <w:t>目錄將於開啟文件時自動更新</w:t>
+      </w:r>
+      <w:hyperlink w:anchor="_Toc243386821" w:history="1">
+        <w:r>
+          <w:rPr>
+            <w:rStyle w:val="affb"/>
+            <w:rFonts w:hint="eastAsia"/>
+            <w:noProof/>
+          </w:rPr>
+          <w:t>壹、作業說明</w:t>
+        </w:r>
+        <w:r>
+          <w:rPr>
+            <w:noProof/>
+            <w:webHidden/>
+          </w:rPr>
+          <w:tab/>
+        </w:r>
+        <w:r>
+          <w:rPr>
+            <w:noProof/>
+            <w:webHidden/>
+          </w:rPr>
+          <w:fldChar w:fldCharType="begin"/>
+        </w:r>
+        <w:r>
+          <w:rPr>
+            <w:noProof/>
+            <w:webHidden/>
+          </w:rPr>
+          <w:instrText xml:space="preserve"> PAGEREF _Toc243386821 \h </w:instrText>
+        </w:r>
+        <w:r>
+          <w:rPr>
+            <w:noProof/>
+            <w:webHidden/>
+          </w:rPr>
+        </w:r>
+        <w:r>
+          <w:rPr>
+            <w:noProof/>
+            <w:webHidden/>
+          </w:rPr>
+          <w:fldChar w:fldCharType="separate"/>
+        </w:r>
+        <w:r>
+          <w:rPr>
+            <w:noProof/>
+            <w:webHidden/>
+          </w:rPr>
+          <w:t>1</w:t>
+        </w:r>
+        <w:r>
+          <w:rPr>
+            <w:noProof/>
+            <w:webHidden/>
+          </w:rPr>
+          <w:fldChar w:fldCharType="end"/>
+        </w:r>
+      </w:hyperlink>
+    </w:p>
+    <w:p>
+      <w:pPr>
+        <w:pStyle w:val="2a"/>
+        <w:tabs>
+          <w:tab w:val="right" w:leader="dot" w:pos="9350"/>
+        </w:tabs>
+        <w:rPr>
+          <w:rFonts w:asciiTheme="minorHAnsi" w:eastAsiaTheme="minorEastAsia" w:hAnsiTheme="minorHAnsi" w:cstheme="minorBidi"/>
+          <w:noProof/>
+          <w:color w:val="auto"/>
+          <w:kern w:val="2"/>
+          <w:szCs w:val="22"/>
+        </w:rPr>
+      </w:pPr>
+      <w:hyperlink w:anchor="_Toc243386822" w:history="1">
+        <w:r>
+          <w:rPr>
+            <w:rStyle w:val="affb"/>
+            <w:rFonts w:hint="eastAsia"/>
+            <w:noProof/>
+          </w:rPr>
+          <w:t>一、使用情境</w:t>
+        </w:r>
+        <w:r>
+          <w:rPr>
+            <w:noProof/>
+            <w:webHidden/>
+          </w:rPr>
+          <w:tab/>
+        </w:r>
+        <w:r>
+          <w:rPr>
+            <w:noProof/>
+            <w:webHidden/>
+          </w:rPr>
+          <w:fldChar w:fldCharType="begin"/>
+        </w:r>
+        <w:r>
+          <w:rPr>
+            <w:noProof/>
+            <w:webHidden/>
+          </w:rPr>
+          <w:instrText xml:space="preserve"> PAGEREF _Toc243386822 \h </w:instrText>
+        </w:r>
+        <w:r>
+          <w:rPr>
+            <w:noProof/>
+            <w:webHidden/>
+          </w:rPr>
+        </w:r>
+        <w:r>
+          <w:rPr>
+            <w:noProof/>
+            <w:webHidden/>
+          </w:rPr>
+          <w:fldChar w:fldCharType="separate"/>
+        </w:r>
+        <w:r>
+          <w:rPr>
+            <w:noProof/>
+            <w:webHidden/>
+          </w:rPr>
+          <w:t>1</w:t>
+        </w:r>
+        <w:r>
+          <w:rPr>
+            <w:noProof/>
+            <w:webHidden/>
+          </w:rPr>
+          <w:fldChar w:fldCharType="end"/>
+        </w:r>
+      </w:hyperlink>
+    </w:p>
+    <w:p>
+      <w:pPr>
+        <w:pStyle w:val="2a"/>
+        <w:tabs>
+          <w:tab w:val="right" w:leader="dot" w:pos="9350"/>
+        </w:tabs>
+        <w:rPr>
+          <w:rFonts w:asciiTheme="minorHAnsi" w:eastAsiaTheme="minorEastAsia" w:hAnsiTheme="minorHAnsi" w:cstheme="minorBidi"/>
+          <w:noProof/>
+          <w:color w:val="auto"/>
+          <w:kern w:val="2"/>
+          <w:szCs w:val="22"/>
+        </w:rPr>
+      </w:pPr>
+      <w:hyperlink w:anchor="_Toc243386823" w:history="1">
+        <w:r>
+          <w:rPr>
+            <w:rStyle w:val="affb"/>
+            <w:rFonts w:hint="eastAsia"/>
+            <w:noProof/>
+          </w:rPr>
+          <w:t>二、進入路徑</w:t>
+        </w:r>
+        <w:r>
+          <w:rPr>
+            <w:noProof/>
+            <w:webHidden/>
+          </w:rPr>
+          <w:tab/>
+        </w:r>
+        <w:r>
+          <w:rPr>
+            <w:noProof/>
+            <w:webHidden/>
+          </w:rPr>
+          <w:fldChar w:fldCharType="begin"/>
+        </w:r>
+        <w:r>
+          <w:rPr>
+            <w:noProof/>
+            <w:webHidden/>
+          </w:rPr>
+          <w:instrText xml:space="preserve"> PAGEREF _Toc243386823 \h </w:instrText>
+        </w:r>
+        <w:r>
+          <w:rPr>
+            <w:noProof/>
+            <w:webHidden/>
+          </w:rPr>
+        </w:r>
+        <w:r>
+          <w:rPr>
+            <w:noProof/>
+            <w:webHidden/>
+          </w:rPr>
+          <w:fldChar w:fldCharType="separate"/>
+        </w:r>
+        <w:r>
+          <w:rPr>
+            <w:noProof/>
+            <w:webHidden/>
+          </w:rPr>
+          <w:t>1</w:t>
+        </w:r>
+        <w:r>
+          <w:rPr>
+            <w:noProof/>
+            <w:webHidden/>
+          </w:rPr>
+          <w:fldChar w:fldCharType="end"/>
+        </w:r>
+      </w:hyperlink>
+    </w:p>
+    <w:p>
+      <w:pPr>
+        <w:pStyle w:val="14"/>
+        <w:tabs>
+          <w:tab w:val="right" w:leader="dot" w:pos="9350"/>
+        </w:tabs>
+        <w:rPr>
+          <w:rFonts w:asciiTheme="minorHAnsi" w:eastAsiaTheme="minorEastAsia" w:hAnsiTheme="minorHAnsi" w:cstheme="minorBidi"/>
+          <w:noProof/>
+          <w:color w:val="auto"/>
+          <w:kern w:val="2"/>
+          <w:szCs w:val="22"/>
+        </w:rPr>
+      </w:pPr>
+      <w:hyperlink w:anchor="_Toc243386824" w:history="1">
+        <w:r>
+          <w:rPr>
+            <w:rStyle w:val="affb"/>
+            <w:rFonts w:hint="eastAsia"/>
+            <w:noProof/>
+          </w:rPr>
+          <w:t>貳、操作說明</w:t>
+        </w:r>
+        <w:r>
+          <w:rPr>
+            <w:noProof/>
+            <w:webHidden/>
+          </w:rPr>
+          <w:tab/>
+        </w:r>
+        <w:r>
+          <w:rPr>
+            <w:noProof/>
+            <w:webHidden/>
+          </w:rPr>
+          <w:fldChar w:fldCharType="begin"/>
+        </w:r>
+        <w:r>
+          <w:rPr>
+            <w:noProof/>
+            <w:webHidden/>
+          </w:rPr>
+          <w:instrText xml:space="preserve"> PAGEREF _Toc243386824 \h </w:instrText>
+        </w:r>
+        <w:r>
+          <w:rPr>
+            <w:noProof/>
+            <w:webHidden/>
+          </w:rPr>
+        </w:r>
+        <w:r>
+          <w:rPr>
+            <w:noProof/>
+            <w:webHidden/>
+          </w:rPr>
+          <w:fldChar w:fldCharType="separate"/>
+        </w:r>
+        <w:r>
+          <w:rPr>
+            <w:noProof/>
+            <w:webHidden/>
+          </w:rPr>
+          <w:t>2</w:t>
+        </w:r>
+        <w:r>
+          <w:rPr>
+            <w:noProof/>
+            <w:webHidden/>
+          </w:rPr>
+          <w:fldChar w:fldCharType="end"/>
+        </w:r>
+      </w:hyperlink>
+    </w:p>
+    <w:p>
+      <w:pPr>
+        <w:pStyle w:val="2a"/>
+        <w:tabs>
+          <w:tab w:val="right" w:leader="dot" w:pos="9350"/>
+        </w:tabs>
+        <w:rPr>
+          <w:rFonts w:asciiTheme="minorHAnsi" w:eastAsiaTheme="minorEastAsia" w:hAnsiTheme="minorHAnsi" w:cstheme="minorBidi"/>
+          <w:noProof/>
+          <w:color w:val="auto"/>
+          <w:kern w:val="2"/>
+          <w:szCs w:val="22"/>
+        </w:rPr>
+      </w:pPr>
+      <w:hyperlink w:anchor="_Toc243386825" w:history="1">
+        <w:r>
+          <w:rPr>
+            <w:rStyle w:val="affb"/>
+            <w:rFonts w:hint="eastAsia"/>
+            <w:noProof/>
+          </w:rPr>
+          <w:t>一、畫面與前置設定</w:t>
+        </w:r>
+        <w:r>
+          <w:rPr>
+            <w:noProof/>
+            <w:webHidden/>
+          </w:rPr>
+          <w:tab/>
+        </w:r>
+        <w:r>
+          <w:rPr>
+            <w:noProof/>
+            <w:webHidden/>
+          </w:rPr>
+          <w:fldChar w:fldCharType="begin"/>
+        </w:r>
+        <w:r>
+          <w:rPr>
+            <w:noProof/>
+            <w:webHidden/>
+          </w:rPr>
+          <w:instrText xml:space="preserve"> PAGEREF _Toc243386825 \h </w:instrText>
+        </w:r>
+        <w:r>
+          <w:rPr>
+            <w:noProof/>
+            <w:webHidden/>
+          </w:rPr>
+        </w:r>
+        <w:r>
+          <w:rPr>
+            <w:noProof/>
+            <w:webHidden/>
+          </w:rPr>
+          <w:fldChar w:fldCharType="separate"/>
+        </w:r>
+        <w:r>
+          <w:rPr>
+            <w:noProof/>
+            <w:webHidden/>
+          </w:rPr>
+          <w:t>2</w:t>
+        </w:r>
+        <w:r>
+          <w:rPr>
+            <w:noProof/>
+            <w:webHidden/>
+          </w:rPr>
+          <w:fldChar w:fldCharType="end"/>
+        </w:r>
+      </w:hyperlink>
+    </w:p>
+    <w:p>
+      <w:pPr>
+        <w:pStyle w:val="2a"/>
+        <w:tabs>
+          <w:tab w:val="right" w:leader="dot" w:pos="9350"/>
+        </w:tabs>
+        <w:rPr>
+          <w:rFonts w:asciiTheme="minorHAnsi" w:eastAsiaTheme="minorEastAsia" w:hAnsiTheme="minorHAnsi" w:cstheme="minorBidi"/>
+          <w:noProof/>
+          <w:color w:val="auto"/>
+          <w:kern w:val="2"/>
+          <w:szCs w:val="22"/>
+        </w:rPr>
+      </w:pPr>
+      <w:hyperlink w:anchor="_Toc243386826" w:history="1">
+        <w:r>
+          <w:rPr>
+            <w:rStyle w:val="affb"/>
+            <w:rFonts w:hint="eastAsia"/>
+            <w:noProof/>
+          </w:rPr>
+          <w:t>二、查找課程</w:t>
+        </w:r>
+        <w:r>
+          <w:rPr>
+            <w:noProof/>
+            <w:webHidden/>
+          </w:rPr>
+          <w:tab/>
+        </w:r>
+        <w:r>
+          <w:rPr>
+            <w:noProof/>
+            <w:webHidden/>
+          </w:rPr>
+          <w:fldChar w:fldCharType="begin"/>
+        </w:r>
+        <w:r>
+          <w:rPr>
+            <w:noProof/>
+            <w:webHidden/>
+          </w:rPr>
+          <w:instrText xml:space="preserve"> PAGEREF _Toc243386826 \h </w:instrText>
+        </w:r>
+        <w:r>
+          <w:rPr>
+            <w:noProof/>
+            <w:webHidden/>
+          </w:rPr>
+        </w:r>
+        <w:r>
+          <w:rPr>
+            <w:noProof/>
+            <w:webHidden/>
+          </w:rPr>
+          <w:fldChar w:fldCharType="separate"/>
+        </w:r>
+        <w:r>
+          <w:rPr>
+            <w:noProof/>
+            <w:webHidden/>
+          </w:rPr>
+          <w:t>3</w:t>
+        </w:r>
+        <w:r>
+          <w:rPr>
+            <w:noProof/>
+            <w:webHidden/>
+          </w:rPr>
+          <w:fldChar w:fldCharType="end"/>
+        </w:r>
+      </w:hyperlink>
+    </w:p>
+    <w:p>
+      <w:pPr>
+        <w:pStyle w:val="2a"/>
+        <w:tabs>
+          <w:tab w:val="right" w:leader="dot" w:pos="9350"/>
+        </w:tabs>
+        <w:rPr>
+          <w:rFonts w:asciiTheme="minorHAnsi" w:eastAsiaTheme="minorEastAsia" w:hAnsiTheme="minorHAnsi" w:cstheme="minorBidi"/>
+          <w:noProof/>
+          <w:color w:val="auto"/>
+          <w:kern w:val="2"/>
+          <w:szCs w:val="22"/>
+        </w:rPr>
+      </w:pPr>
+      <w:hyperlink w:anchor="_Toc243386827" w:history="1">
+        <w:r>
+          <w:rPr>
+            <w:rStyle w:val="affb"/>
+            <w:rFonts w:hint="eastAsia"/>
+            <w:noProof/>
+          </w:rPr>
+          <w:t>三、卡片上的資訊</w:t>
+        </w:r>
+        <w:r>
+          <w:rPr>
+            <w:noProof/>
+            <w:webHidden/>
+          </w:rPr>
+          <w:tab/>
+        </w:r>
+        <w:r>
+          <w:rPr>
+            <w:noProof/>
+            <w:webHidden/>
+          </w:rPr>
+          <w:fldChar w:fldCharType="begin"/>
+        </w:r>
+        <w:r>
+          <w:rPr>
+            <w:noProof/>
+            <w:webHidden/>
+          </w:rPr>
+          <w:instrText xml:space="preserve"> PAGEREF _Toc243386827 \h </w:instrText>
+        </w:r>
+        <w:r>
+          <w:rPr>
+            <w:noProof/>
+            <w:webHidden/>
+          </w:rPr>
+        </w:r>
+        <w:r>
+          <w:rPr>
+            <w:noProof/>
+            <w:webHidden/>
+          </w:rPr>
+          <w:fldChar w:fldCharType="separate"/>
+        </w:r>
+        <w:r>
+          <w:rPr>
+            <w:noProof/>
+            <w:webHidden/>
+          </w:rPr>
+          <w:t>4</w:t>
+        </w:r>
+        <w:r>
+          <w:rPr>
+            <w:noProof/>
+            <w:webHidden/>
+          </w:rPr>
+          <w:fldChar w:fldCharType="end"/>
+        </w:r>
+      </w:hyperlink>
+    </w:p>
+    <w:p>
+      <w:pPr>
+        <w:pStyle w:val="2a"/>
+        <w:tabs>
+          <w:tab w:val="right" w:leader="dot" w:pos="9350"/>
+        </w:tabs>
+        <w:rPr>
+          <w:rFonts w:asciiTheme="minorHAnsi" w:eastAsiaTheme="minorEastAsia" w:hAnsiTheme="minorHAnsi" w:cstheme="minorBidi"/>
+          <w:noProof/>
+          <w:color w:val="auto"/>
+          <w:kern w:val="2"/>
+          <w:szCs w:val="22"/>
+        </w:rPr>
+      </w:pPr>
+      <w:hyperlink w:anchor="_Toc243386828" w:history="1">
+        <w:r>
+          <w:rPr>
+            <w:rStyle w:val="affb"/>
+            <w:rFonts w:hint="eastAsia"/>
+            <w:noProof/>
+          </w:rPr>
+          <w:t>四、開啟課程</w:t>
+        </w:r>
+        <w:r>
+          <w:rPr>
+            <w:noProof/>
+            <w:webHidden/>
+          </w:rPr>
+          <w:tab/>
+        </w:r>
+        <w:r>
+          <w:rPr>
+            <w:noProof/>
+            <w:webHidden/>
+          </w:rPr>
+          <w:fldChar w:fldCharType="begin"/>
+        </w:r>
+        <w:r>
+          <w:rPr>
+            <w:noProof/>
+            <w:webHidden/>
+          </w:rPr>
+          <w:instrText xml:space="preserve"> PAGEREF _Toc243386828 \h </w:instrText>
+        </w:r>
+        <w:r>
+          <w:rPr>
+            <w:noProof/>
+            <w:webHidden/>
+          </w:rPr>
+        </w:r>
+        <w:r>
+          <w:rPr>
+            <w:noProof/>
+            <w:webHidden/>
+          </w:rPr>
+          <w:fldChar w:fldCharType="separate"/>
+        </w:r>
+        <w:r>
+          <w:rPr>
+            <w:noProof/>
+            <w:webHidden/>
+          </w:rPr>
+          <w:t>4</w:t>
+        </w:r>
+        <w:r>
+          <w:rPr>
+            <w:noProof/>
+            <w:webHidden/>
+          </w:rPr>
+          <w:fldChar w:fldCharType="end"/>
+        </w:r>
+      </w:hyperlink>
+    </w:p>
+    <w:p>
+      <w:pPr>
+        <w:pStyle w:val="2a"/>
+        <w:tabs>
+          <w:tab w:val="right" w:leader="dot" w:pos="9350"/>
+        </w:tabs>
+        <w:rPr>
+          <w:rFonts w:asciiTheme="minorHAnsi" w:eastAsiaTheme="minorEastAsia" w:hAnsiTheme="minorHAnsi" w:cstheme="minorBidi"/>
+          <w:noProof/>
+          <w:color w:val="auto"/>
+          <w:kern w:val="2"/>
+          <w:szCs w:val="22"/>
+        </w:rPr>
+      </w:pPr>
+      <w:hyperlink w:anchor="_Toc243386829" w:history="1">
+        <w:r>
+          <w:rPr>
+            <w:rStyle w:val="affb"/>
+            <w:rFonts w:hint="eastAsia"/>
+            <w:noProof/>
+          </w:rPr>
+          <w:t>五、新增課程</w:t>
+        </w:r>
+        <w:r>
+          <w:rPr>
+            <w:noProof/>
+            <w:webHidden/>
+          </w:rPr>
+          <w:tab/>
+        </w:r>
+        <w:r>
+          <w:rPr>
+            <w:noProof/>
+            <w:webHidden/>
+          </w:rPr>
+          <w:fldChar w:fldCharType="begin"/>
+        </w:r>
+        <w:r>
+          <w:rPr>
+            <w:noProof/>
+            <w:webHidden/>
+          </w:rPr>
+          <w:instrText xml:space="preserve"> PAGEREF _Toc243386829 \h </w:instrText>
+        </w:r>
+        <w:r>
+          <w:rPr>
+            <w:noProof/>
+            <w:webHidden/>
+          </w:rPr>
+        </w:r>
+        <w:r>
+          <w:rPr>
+            <w:noProof/>
+            <w:webHidden/>
+          </w:rPr>
+          <w:fldChar w:fldCharType="separate"/>
+        </w:r>
+        <w:r>
+          <w:rPr>
+            <w:noProof/>
+            <w:webHidden/>
+          </w:rPr>
+          <w:t>5</w:t>
+        </w:r>
+        <w:r>
+          <w:rPr>
+            <w:noProof/>
+            <w:webHidden/>
+          </w:rPr>
+          <w:fldChar w:fldCharType="end"/>
+        </w:r>
+      </w:hyperlink>
+    </w:p>
+    <w:p>
+      <w:pPr>
+        <w:pStyle w:val="14"/>
+        <w:tabs>
+          <w:tab w:val="right" w:leader="dot" w:pos="9350"/>
+        </w:tabs>
+        <w:rPr>
+          <w:rFonts w:asciiTheme="minorHAnsi" w:eastAsiaTheme="minorEastAsia" w:hAnsiTheme="minorHAnsi" w:cstheme="minorBidi"/>
+          <w:noProof/>
+          <w:color w:val="auto"/>
+          <w:kern w:val="2"/>
+          <w:szCs w:val="22"/>
+        </w:rPr>
+      </w:pPr>
+      <w:hyperlink w:anchor="_Toc243386830" w:history="1">
+        <w:r>
+          <w:rPr>
+            <w:rStyle w:val="affb"/>
+            <w:rFonts w:hint="eastAsia"/>
+            <w:noProof/>
+          </w:rPr>
+          <w:t>參、常見訊息與處置</w:t>
+        </w:r>
+        <w:r>
+          <w:rPr>
+            <w:noProof/>
+            <w:webHidden/>
+          </w:rPr>
+          <w:tab/>
+        </w:r>
+        <w:r>
+          <w:rPr>
+            <w:noProof/>
+            <w:webHidden/>
+          </w:rPr>
+          <w:fldChar w:fldCharType="begin"/>
+        </w:r>
+        <w:r>
+          <w:rPr>
+            <w:noProof/>
+            <w:webHidden/>
+          </w:rPr>
+          <w:instrText xml:space="preserve"> PAGEREF _Toc243386830 \h </w:instrText>
+        </w:r>
+        <w:r>
+          <w:rPr>
+            <w:noProof/>
+            <w:webHidden/>
+          </w:rPr>
+        </w:r>
+        <w:r>
+          <w:rPr>
+            <w:noProof/>
+            <w:webHidden/>
+          </w:rPr>
+          <w:fldChar w:fldCharType="separate"/>
+        </w:r>
+        <w:r>
+          <w:rPr>
+            <w:noProof/>
+            <w:webHidden/>
+          </w:rPr>
+          <w:t>6</w:t>
+        </w:r>
+        <w:r>
+          <w:rPr>
+            <w:noProof/>
+            <w:webHidden/>
+          </w:rPr>
+          <w:fldChar w:fldCharType="end"/>
+        </w:r>
+      </w:hyperlink>
+    </w:p>
+    <w:p>
+      <w:pPr>
+        <w:pStyle w:val="2a"/>
+        <w:tabs>
+          <w:tab w:val="right" w:leader="dot" w:pos="9350"/>
+        </w:tabs>
+        <w:rPr>
+          <w:rFonts w:asciiTheme="minorHAnsi" w:eastAsiaTheme="minorEastAsia" w:hAnsiTheme="minorHAnsi" w:cstheme="minorBidi"/>
+          <w:noProof/>
+          <w:color w:val="auto"/>
+          <w:kern w:val="2"/>
+          <w:szCs w:val="22"/>
+        </w:rPr>
+      </w:pPr>
+      <w:hyperlink w:anchor="_Toc243386831" w:history="1">
+        <w:r>
+          <w:rPr>
+            <w:rStyle w:val="affb"/>
+            <w:rFonts w:hint="eastAsia"/>
+            <w:noProof/>
+          </w:rPr>
+          <w:t>一、其他情況</w:t>
+        </w:r>
+        <w:r>
+          <w:rPr>
+            <w:noProof/>
+            <w:webHidden/>
+          </w:rPr>
+          <w:tab/>
+        </w:r>
+        <w:r>
+          <w:rPr>
+            <w:noProof/>
+            <w:webHidden/>
+          </w:rPr>
+          <w:fldChar w:fldCharType="begin"/>
+        </w:r>
+        <w:r>
+          <w:rPr>
+            <w:noProof/>
+            <w:webHidden/>
+          </w:rPr>
+          <w:instrText xml:space="preserve"> PAGEREF _Toc243386831 \h </w:instrText>
+        </w:r>
+        <w:r>
+          <w:rPr>
+            <w:noProof/>
+            <w:webHidden/>
+          </w:rPr>
+        </w:r>
+        <w:r>
+          <w:rPr>
+            <w:noProof/>
+            <w:webHidden/>
+          </w:rPr>
+          <w:fldChar w:fldCharType="separate"/>
+        </w:r>
+        <w:r>
+          <w:rPr>
+            <w:noProof/>
+            <w:webHidden/>
+          </w:rPr>
+          <w:t>6</w:t>
+        </w:r>
+        <w:r>
+          <w:rPr>
+            <w:noProof/>
+            <w:webHidden/>
+          </w:rPr>
+          <w:fldChar w:fldCharType="end"/>
+        </w:r>
+      </w:hyperlink>
+    </w:p>
+    <w:p>
+      <w:r>
         <w:fldChar w:fldCharType="end"/>
       </w:r>
     </w:p>
     <w:p>
       <w:pPr>
         <w:sectPr>
-          <w:footerReference w:type="default" r:id="rId8"/>
           <w:pgSz w:w="12240" w:h="15840"/>
           <w:pgMar w:top="1440" w:right="1440" w:bottom="1440" w:left="1440" w:header="720" w:footer="720" w:gutter="0"/>
           <w:cols w:space="720"/>
@@ -458,20 +1324,26 @@
       <w:pPr>
         <w:pStyle w:val="1"/>
       </w:pPr>
+      <w:bookmarkStart w:id="1" w:name="_Toc243386821"/>
       <w:r>
+        <w:lastRenderedPageBreak/>
         <w:t>壹、作業說明</w:t>
       </w:r>
+      <w:bookmarkEnd w:id="1"/>
     </w:p>
     <w:p>
       <w:pPr>
         <w:pStyle w:val="2"/>
       </w:pPr>
+      <w:bookmarkStart w:id="2" w:name="_Toc243386822"/>
       <w:r>
         <w:t>一、使用情境</w:t>
       </w:r>
+      <w:bookmarkEnd w:id="2"/>
     </w:p>
     <w:p>
       <w:pPr>
+        <w:keepNext/>
         <w:ind w:firstLine="482"/>
       </w:pPr>
       <w:r>
@@ -490,26 +1362,23 @@
     <w:tbl>
       <w:tblPr>
         <w:tblStyle w:val="aff2"/>
-        <w:tblW w:type="auto" w:w="0"/>
+        <w:tblW w:w="0" w:type="auto"/>
         <w:tblLayout w:type="fixed"/>
-        <w:tblLook w:firstColumn="1" w:firstRow="1" w:lastColumn="0" w:lastRow="0" w:noHBand="0" w:noVBand="1" w:val="04A0"/>
-        <w:tblLayout w:type="fixed"/>
+        <w:tblLook w:val="04A0" w:firstRow="1" w:lastRow="0" w:firstColumn="1" w:lastColumn="0" w:noHBand="0" w:noVBand="1"/>
       </w:tblPr>
       <w:tblGrid>
-        <w:gridCol w:w="4680"/>
-        <w:gridCol w:w="4680"/>
+        <w:gridCol w:w="2874"/>
+        <w:gridCol w:w="6486"/>
       </w:tblGrid>
       <w:tr>
         <w:tc>
           <w:tcPr>
-            <w:tcW w:type="dxa" w:w="2874"/>
+            <w:tcW w:w="2874" w:type="dxa"/>
           </w:tcPr>
           <w:p>
-            <w:r>
-              <w:rPr>
-                <w:b/>
-              </w:rPr>
-            </w:r>
+            <w:pPr>
+              <w:spacing w:before="60" w:after="60"/>
+            </w:pPr>
             <w:r>
               <w:rPr>
                 <w:b/>
@@ -520,14 +1389,12 @@
         </w:tc>
         <w:tc>
           <w:tcPr>
-            <w:tcW w:type="dxa" w:w="6486"/>
+            <w:tcW w:w="6486" w:type="dxa"/>
           </w:tcPr>
           <w:p>
-            <w:r>
-              <w:rPr>
-                <w:b/>
-              </w:rPr>
-            </w:r>
+            <w:pPr>
+              <w:spacing w:before="60" w:after="60"/>
+            </w:pPr>
             <w:r>
               <w:rPr>
                 <w:b/>
@@ -540,10 +1407,12 @@
       <w:tr>
         <w:tc>
           <w:tcPr>
-            <w:tcW w:type="dxa" w:w="2874"/>
+            <w:tcW w:w="2874" w:type="dxa"/>
           </w:tcPr>
           <w:p>
-            <w:r/>
+            <w:pPr>
+              <w:spacing w:before="60" w:after="60"/>
+            </w:pPr>
             <w:r>
               <w:t>教師</w:t>
             </w:r>
@@ -551,10 +1420,12 @@
         </w:tc>
         <w:tc>
           <w:tcPr>
-            <w:tcW w:type="dxa" w:w="6486"/>
+            <w:tcW w:w="6486" w:type="dxa"/>
           </w:tcPr>
           <w:p>
-            <w:r/>
+            <w:pPr>
+              <w:spacing w:before="60" w:after="60"/>
+            </w:pPr>
             <w:r>
               <w:t>於「我建立的」管理本人建立的全部課程並進入編輯；按「新增課程」建立新課程；於「全部課程」觀摩其他教師已發布的課程</w:t>
             </w:r>
@@ -564,10 +1435,12 @@
       <w:tr>
         <w:tc>
           <w:tcPr>
-            <w:tcW w:type="dxa" w:w="2874"/>
+            <w:tcW w:w="2874" w:type="dxa"/>
           </w:tcPr>
           <w:p>
-            <w:r/>
+            <w:pPr>
+              <w:spacing w:before="60" w:after="60"/>
+            </w:pPr>
             <w:r>
               <w:t>管理者（不具教師角色）</w:t>
             </w:r>
@@ -575,10 +1448,12 @@
         </w:tc>
         <w:tc>
           <w:tcPr>
-            <w:tcW w:type="dxa" w:w="6486"/>
+            <w:tcW w:w="6486" w:type="dxa"/>
           </w:tcPr>
           <w:p>
-            <w:r/>
+            <w:pPr>
+              <w:spacing w:before="60" w:after="60"/>
+            </w:pPr>
             <w:r>
               <w:t>於「全部課程」瀏覽各教師已發布的課程，以學員視角預覽內容</w:t>
             </w:r>
@@ -591,51 +1466,83 @@
         <w:ind w:firstLine="482"/>
       </w:pPr>
       <w:r>
-        <w:t>課程的建立、編輯、發布、關閉與再開課皆於點入課程後的 ET05 課程建立與編輯進行；本作業為這些動作的入口。學員的學習狀況於 ET02 學員學習表現查看。</w:t>
+        <w:t>課程的建立、編輯、發布、關閉與再開課皆於點入課程後的</w:t>
+      </w:r>
+      <w:r>
+        <w:t xml:space="preserve"> ET05 </w:t>
+      </w:r>
+      <w:r>
+        <w:t>課程建立與編輯進行；本作業為這些動作的入口。學員的學習狀況於</w:t>
+      </w:r>
+      <w:r>
+        <w:t xml:space="preserve"> ET02 </w:t>
+      </w:r>
+      <w:r>
+        <w:t>學員學習表現查看。</w:t>
       </w:r>
     </w:p>
     <w:p>
       <w:pPr>
         <w:pStyle w:val="2"/>
       </w:pPr>
+      <w:bookmarkStart w:id="3" w:name="_Toc243386823"/>
       <w:r>
         <w:t>二、進入路徑</w:t>
       </w:r>
+      <w:bookmarkEnd w:id="3"/>
     </w:p>
     <w:p>
       <w:pPr>
         <w:ind w:firstLine="482"/>
       </w:pPr>
       <w:r>
-        <w:t>側邊選單「教育訓練 → 課程列表」。</w:t>
+        <w:t>側邊選單「教育訓練</w:t>
+      </w:r>
+      <w:r>
+        <w:t xml:space="preserve"> → </w:t>
+      </w:r>
+      <w:r>
+        <w:t>課程列表」。</w:t>
       </w:r>
     </w:p>
     <w:p>
       <w:pPr>
         <w:pStyle w:val="1"/>
       </w:pPr>
+      <w:bookmarkStart w:id="4" w:name="_Toc243386824"/>
       <w:r>
+        <w:lastRenderedPageBreak/>
         <w:t>貳、操作說明</w:t>
+      </w:r>
+      <w:bookmarkEnd w:id="4"/>
+    </w:p>
+    <w:p>
+      <w:pPr>
+        <w:pStyle w:val="2"/>
+      </w:pPr>
+      <w:bookmarkStart w:id="5" w:name="_Toc243386825"/>
+      <w:r>
+        <w:t>一、畫面與前置設定</w:t>
+      </w:r>
+      <w:bookmarkEnd w:id="5"/>
+    </w:p>
+    <w:p>
+      <w:pPr>
+        <w:ind w:firstLine="482"/>
+      </w:pPr>
+      <w:r>
+        <w:t>畫面上方為分頁與查詢條件，其下為操作說明提示，再下方為課程卡片，一頁</w:t>
+      </w:r>
+      <w:r>
+        <w:t xml:space="preserve"> 12 </w:t>
+      </w:r>
+      <w:r>
+        <w:t>張，新建立的在前。</w:t>
       </w:r>
     </w:p>
     <w:p>
       <w:pPr>
-        <w:pStyle w:val="2"/>
-      </w:pPr>
-      <w:r>
-        <w:t>一、畫面與前置設定</w:t>
-      </w:r>
-    </w:p>
-    <w:p>
-      <w:pPr>
-        <w:ind w:firstLine="482"/>
-      </w:pPr>
-      <w:r>
-        <w:t>畫面上方為分頁與查詢條件，其下為操作說明提示，再下方為課程卡片，一頁 12 張，新建立的在前。</w:t>
-      </w:r>
-    </w:p>
-    <w:p>
-      <w:pPr>
+        <w:keepNext/>
         <w:ind w:firstLine="482"/>
       </w:pPr>
       <w:r>
@@ -645,27 +1552,24 @@
     <w:tbl>
       <w:tblPr>
         <w:tblStyle w:val="aff2"/>
-        <w:tblW w:type="auto" w:w="0"/>
+        <w:tblW w:w="0" w:type="auto"/>
         <w:tblLayout w:type="fixed"/>
-        <w:tblLook w:firstColumn="1" w:firstRow="1" w:lastColumn="0" w:lastRow="0" w:noHBand="0" w:noVBand="1" w:val="04A0"/>
-        <w:tblLayout w:type="fixed"/>
+        <w:tblLook w:val="04A0" w:firstRow="1" w:lastRow="0" w:firstColumn="1" w:lastColumn="0" w:noHBand="0" w:noVBand="1"/>
       </w:tblPr>
       <w:tblGrid>
-        <w:gridCol w:w="3120"/>
-        <w:gridCol w:w="3120"/>
-        <w:gridCol w:w="3120"/>
+        <w:gridCol w:w="1267"/>
+        <w:gridCol w:w="5396"/>
+        <w:gridCol w:w="2697"/>
       </w:tblGrid>
       <w:tr>
         <w:tc>
           <w:tcPr>
-            <w:tcW w:type="dxa" w:w="1267"/>
+            <w:tcW w:w="1267" w:type="dxa"/>
           </w:tcPr>
           <w:p>
-            <w:r>
-              <w:rPr>
-                <w:b/>
-              </w:rPr>
-            </w:r>
+            <w:pPr>
+              <w:spacing w:before="60" w:after="60"/>
+            </w:pPr>
             <w:r>
               <w:rPr>
                 <w:b/>
@@ -676,14 +1580,12 @@
         </w:tc>
         <w:tc>
           <w:tcPr>
-            <w:tcW w:type="dxa" w:w="5396"/>
+            <w:tcW w:w="5396" w:type="dxa"/>
           </w:tcPr>
           <w:p>
-            <w:r>
-              <w:rPr>
-                <w:b/>
-              </w:rPr>
-            </w:r>
+            <w:pPr>
+              <w:spacing w:before="60" w:after="60"/>
+            </w:pPr>
             <w:r>
               <w:rPr>
                 <w:b/>
@@ -694,14 +1596,12 @@
         </w:tc>
         <w:tc>
           <w:tcPr>
-            <w:tcW w:type="dxa" w:w="2697"/>
+            <w:tcW w:w="2697" w:type="dxa"/>
           </w:tcPr>
           <w:p>
-            <w:r>
-              <w:rPr>
-                <w:b/>
-              </w:rPr>
-            </w:r>
+            <w:pPr>
+              <w:spacing w:before="60" w:after="60"/>
+            </w:pPr>
             <w:r>
               <w:rPr>
                 <w:b/>
@@ -714,10 +1614,12 @@
       <w:tr>
         <w:tc>
           <w:tcPr>
-            <w:tcW w:type="dxa" w:w="1267"/>
+            <w:tcW w:w="1267" w:type="dxa"/>
           </w:tcPr>
           <w:p>
-            <w:r/>
+            <w:pPr>
+              <w:spacing w:before="60" w:after="60"/>
+            </w:pPr>
             <w:r>
               <w:t>我建立的</w:t>
             </w:r>
@@ -725,10 +1627,12 @@
         </w:tc>
         <w:tc>
           <w:tcPr>
-            <w:tcW w:type="dxa" w:w="5396"/>
+            <w:tcW w:w="5396" w:type="dxa"/>
           </w:tcPr>
           <w:p>
-            <w:r/>
+            <w:pPr>
+              <w:spacing w:before="60" w:after="60"/>
+            </w:pPr>
             <w:r>
               <w:t>本人建立的全部課程，含草稿、已發布、已關閉</w:t>
             </w:r>
@@ -736,12 +1640,17 @@
         </w:tc>
         <w:tc>
           <w:tcPr>
-            <w:tcW w:type="dxa" w:w="2697"/>
+            <w:tcW w:w="2697" w:type="dxa"/>
           </w:tcPr>
           <w:p>
-            <w:r/>
+            <w:pPr>
+              <w:spacing w:before="60" w:after="60"/>
+            </w:pPr>
             <w:r>
-              <w:t>ET05 編輯頁，可編輯</w:t>
+              <w:t xml:space="preserve">ET05 </w:t>
+            </w:r>
+            <w:r>
+              <w:t>編輯頁，可編輯</w:t>
             </w:r>
           </w:p>
         </w:tc>
@@ -749,10 +1658,12 @@
       <w:tr>
         <w:tc>
           <w:tcPr>
-            <w:tcW w:type="dxa" w:w="1267"/>
+            <w:tcW w:w="1267" w:type="dxa"/>
           </w:tcPr>
           <w:p>
-            <w:r/>
+            <w:pPr>
+              <w:spacing w:before="60" w:after="60"/>
+            </w:pPr>
             <w:r>
               <w:t>全部課程</w:t>
             </w:r>
@@ -760,10 +1671,12 @@
         </w:tc>
         <w:tc>
           <w:tcPr>
-            <w:tcW w:type="dxa" w:w="5396"/>
+            <w:tcW w:w="5396" w:type="dxa"/>
           </w:tcPr>
           <w:p>
-            <w:r/>
+            <w:pPr>
+              <w:spacing w:before="60" w:after="60"/>
+            </w:pPr>
             <w:r>
               <w:t>所有教師（含本人）</w:t>
             </w:r>
@@ -780,10 +1693,12 @@
         </w:tc>
         <w:tc>
           <w:tcPr>
-            <w:tcW w:type="dxa" w:w="2697"/>
+            <w:tcW w:w="2697" w:type="dxa"/>
           </w:tcPr>
           <w:p>
-            <w:r/>
+            <w:pPr>
+              <w:spacing w:before="60" w:after="60"/>
+            </w:pPr>
             <w:r>
               <w:t>學員視角的預覽頁</w:t>
             </w:r>
@@ -795,22 +1710,142 @@
       <w:pPr>
         <w:keepNext/>
         <w:spacing w:before="160" w:after="40"/>
-        <w:ind w:left="0" w:firstLine="0"/>
         <w:jc w:val="center"/>
       </w:pPr>
       <w:r>
+        <w:rPr>
+          <w:noProof/>
+        </w:rPr>
         <w:drawing>
-          <wp:inline xmlns:a="http://schemas.openxmlformats.org/drawingml/2006/main" xmlns:pic="http://schemas.openxmlformats.org/drawingml/2006/picture">
+          <wp:inline distT="0" distB="0" distL="0" distR="0">
             <wp:extent cx="5580000" cy="3537000"/>
+            <wp:effectExtent l="0" t="0" r="0" b="0"/>
             <wp:docPr id="1" name="Picture 1"/>
             <wp:cNvGraphicFramePr>
-              <a:graphicFrameLocks noChangeAspect="1"/>
+              <a:graphicFrameLocks xmlns:a="http://schemas.openxmlformats.org/drawingml/2006/main" noChangeAspect="1"/>
             </wp:cNvGraphicFramePr>
-            <a:graphic>
+            <a:graphic xmlns:a="http://schemas.openxmlformats.org/drawingml/2006/main">
               <a:graphicData uri="http://schemas.openxmlformats.org/drawingml/2006/picture">
-                <pic:pic>
+                <pic:pic xmlns:pic="http://schemas.openxmlformats.org/drawingml/2006/picture">
                   <pic:nvPicPr>
                     <pic:cNvPr id="0" name="et01-01.png"/>
+                    <pic:cNvPicPr/>
+                  </pic:nvPicPr>
+                  <pic:blipFill>
+                    <a:blip r:embed="rId8"/>
+                    <a:stretch>
+                      <a:fillRect/>
+                    </a:stretch>
+                  </pic:blipFill>
+                  <pic:spPr>
+                    <a:xfrm>
+                      <a:off x="0" y="0"/>
+                      <a:ext cx="5580000" cy="3537000"/>
+                    </a:xfrm>
+                    <a:prstGeom prst="rect">
+                      <a:avLst/>
+                    </a:prstGeom>
+                  </pic:spPr>
+                </pic:pic>
+              </a:graphicData>
+            </a:graphic>
+          </wp:inline>
+        </w:drawing>
+      </w:r>
+    </w:p>
+    <w:p>
+      <w:pPr>
+        <w:spacing w:after="160"/>
+        <w:jc w:val="center"/>
+      </w:pPr>
+      <w:r>
+        <w:rPr>
+          <w:color w:val="404040"/>
+          <w:sz w:val="20"/>
+        </w:rPr>
+        <w:t>以教師登入進入課程列表，停在「我建立的」，列出本人草稿與已發布的課程，篩選列右側為「新增課程」</w:t>
+      </w:r>
+    </w:p>
+    <w:p>
+      <w:pPr>
+        <w:ind w:firstLine="482"/>
+      </w:pPr>
+      <w:r>
+        <w:t>「我建立的」分頁與「新增課程」按鈕僅具教師角色者看得到。不具教師角色的管理者進入本作業，畫面只有「全部課程」一個清單。</w:t>
+      </w:r>
+    </w:p>
+    <w:p>
+      <w:pPr>
+        <w:keepNext/>
+        <w:ind w:firstLine="482"/>
+      </w:pPr>
+      <w:r>
+        <w:t>「全部課程」不列出下列課程：</w:t>
+      </w:r>
+    </w:p>
+    <w:p>
+      <w:pPr>
+        <w:pStyle w:val="af0"/>
+        <w:numPr>
+          <w:ilvl w:val="0"/>
+          <w:numId w:val="37"/>
+        </w:numPr>
+      </w:pPr>
+      <w:r>
+        <w:t>其他教師的草稿與已關閉課程，以及閱課期間已過的課程</w:t>
+      </w:r>
+    </w:p>
+    <w:p>
+      <w:pPr>
+        <w:pStyle w:val="af0"/>
+        <w:numPr>
+          <w:ilvl w:val="0"/>
+          <w:numId w:val="37"/>
+        </w:numPr>
+      </w:pPr>
+      <w:r>
+        <w:t>本人</w:t>
+      </w:r>
+      <w:r>
+        <w:rPr>
+          <w:b/>
+        </w:rPr>
+        <w:t>已以學員身分加入</w:t>
+      </w:r>
+      <w:r>
+        <w:t>的課程</w:t>
+      </w:r>
+      <w:r>
+        <w:t>——</w:t>
+      </w:r>
+      <w:r>
+        <w:t>這類課程請由「我的課程」進入學習</w:t>
+      </w:r>
+    </w:p>
+    <w:p>
+      <w:pPr>
+        <w:keepNext/>
+        <w:spacing w:before="160" w:after="40"/>
+        <w:jc w:val="center"/>
+      </w:pPr>
+      <w:r>
+        <w:rPr>
+          <w:noProof/>
+        </w:rPr>
+        <w:lastRenderedPageBreak/>
+        <w:drawing>
+          <wp:inline distT="0" distB="0" distL="0" distR="0">
+            <wp:extent cx="5580000" cy="3663000"/>
+            <wp:effectExtent l="0" t="0" r="0" b="0"/>
+            <wp:docPr id="2" name="Picture 2"/>
+            <wp:cNvGraphicFramePr>
+              <a:graphicFrameLocks xmlns:a="http://schemas.openxmlformats.org/drawingml/2006/main" noChangeAspect="1"/>
+            </wp:cNvGraphicFramePr>
+            <a:graphic xmlns:a="http://schemas.openxmlformats.org/drawingml/2006/main">
+              <a:graphicData uri="http://schemas.openxmlformats.org/drawingml/2006/picture">
+                <pic:pic xmlns:pic="http://schemas.openxmlformats.org/drawingml/2006/picture">
+                  <pic:nvPicPr>
+                    <pic:cNvPr id="0" name="et01-02.png"/>
                     <pic:cNvPicPr/>
                   </pic:nvPicPr>
                   <pic:blipFill>
@@ -822,9 +1857,11 @@
                   <pic:spPr>
                     <a:xfrm>
                       <a:off x="0" y="0"/>
-                      <a:ext cx="5580000" cy="3537000"/>
+                      <a:ext cx="5580000" cy="3663000"/>
                     </a:xfrm>
-                    <a:prstGeom prst="rect"/>
+                    <a:prstGeom prst="rect">
+                      <a:avLst/>
+                    </a:prstGeom>
                   </pic:spPr>
                 </pic:pic>
               </a:graphicData>
@@ -836,112 +1873,6 @@
     <w:p>
       <w:pPr>
         <w:spacing w:after="160"/>
-        <w:ind w:firstLine="0"/>
-        <w:jc w:val="center"/>
-      </w:pPr>
-      <w:r>
-        <w:rPr>
-          <w:color w:val="404040"/>
-          <w:sz w:val="20"/>
-        </w:rPr>
-        <w:t>以教師登入進入課程列表，停在「我建立的」，列出本人草稿與已發布的課程，篩選列右側為「新增課程」</w:t>
-      </w:r>
-    </w:p>
-    <w:p>
-      <w:pPr>
-        <w:ind w:firstLine="482"/>
-      </w:pPr>
-      <w:r>
-        <w:t>「我建立的」分頁與「新增課程」按鈕僅具教師角色者看得到。不具教師角色的管理者進入本作業，畫面只有「全部課程」一個清單。</w:t>
-      </w:r>
-    </w:p>
-    <w:p>
-      <w:pPr>
-        <w:ind w:firstLine="482"/>
-      </w:pPr>
-      <w:r>
-        <w:t>「全部課程」不列出下列課程：</w:t>
-      </w:r>
-    </w:p>
-    <w:p>
-      <w:pPr>
-        <w:pStyle w:val="af0"/>
-        <w:numPr>
-          <w:ilvl w:val="0"/>
-          <w:numId w:val="900"/>
-        </w:numPr>
-      </w:pPr>
-      <w:r>
-        <w:t>其他教師的草稿與已關閉課程，以及閱課期間已過的課程</w:t>
-      </w:r>
-    </w:p>
-    <w:p>
-      <w:pPr>
-        <w:pStyle w:val="af0"/>
-        <w:numPr>
-          <w:ilvl w:val="0"/>
-          <w:numId w:val="900"/>
-        </w:numPr>
-      </w:pPr>
-      <w:r>
-        <w:t>本人</w:t>
-      </w:r>
-      <w:r>
-        <w:rPr>
-          <w:b/>
-        </w:rPr>
-        <w:t>已以學員身分加入</w:t>
-      </w:r>
-      <w:r>
-        <w:t>的課程——這類課程請由「我的課程」進入學習</w:t>
-      </w:r>
-    </w:p>
-    <w:p>
-      <w:pPr>
-        <w:keepNext/>
-        <w:spacing w:before="160" w:after="40"/>
-        <w:ind w:left="0" w:firstLine="0"/>
-        <w:jc w:val="center"/>
-      </w:pPr>
-      <w:r>
-        <w:drawing>
-          <wp:inline xmlns:a="http://schemas.openxmlformats.org/drawingml/2006/main" xmlns:pic="http://schemas.openxmlformats.org/drawingml/2006/picture">
-            <wp:extent cx="5580000" cy="3663000"/>
-            <wp:docPr id="2" name="Picture 2"/>
-            <wp:cNvGraphicFramePr>
-              <a:graphicFrameLocks noChangeAspect="1"/>
-            </wp:cNvGraphicFramePr>
-            <a:graphic>
-              <a:graphicData uri="http://schemas.openxmlformats.org/drawingml/2006/picture">
-                <pic:pic>
-                  <pic:nvPicPr>
-                    <pic:cNvPr id="0" name="et01-02.png"/>
-                    <pic:cNvPicPr/>
-                  </pic:nvPicPr>
-                  <pic:blipFill>
-                    <a:blip r:embed="rId10"/>
-                    <a:stretch>
-                      <a:fillRect/>
-                    </a:stretch>
-                  </pic:blipFill>
-                  <pic:spPr>
-                    <a:xfrm>
-                      <a:off x="0" y="0"/>
-                      <a:ext cx="5580000" cy="3663000"/>
-                    </a:xfrm>
-                    <a:prstGeom prst="rect"/>
-                  </pic:spPr>
-                </pic:pic>
-              </a:graphicData>
-            </a:graphic>
-          </wp:inline>
-        </w:drawing>
-      </w:r>
-    </w:p>
-    <w:p>
-      <w:pPr>
-        <w:spacing w:after="160"/>
-        <w:ind w:firstLine="0"/>
         <w:jc w:val="center"/>
       </w:pPr>
       <w:r>
@@ -956,9 +1887,11 @@
       <w:pPr>
         <w:pStyle w:val="2"/>
       </w:pPr>
+      <w:bookmarkStart w:id="6" w:name="_Toc243386826"/>
       <w:r>
         <w:t>二、查找課程</w:t>
       </w:r>
+      <w:bookmarkEnd w:id="6"/>
     </w:p>
     <w:p>
       <w:pPr>
@@ -971,26 +1904,23 @@
     <w:tbl>
       <w:tblPr>
         <w:tblStyle w:val="aff2"/>
-        <w:tblW w:type="auto" w:w="0"/>
+        <w:tblW w:w="0" w:type="auto"/>
         <w:tblLayout w:type="fixed"/>
-        <w:tblLook w:firstColumn="1" w:firstRow="1" w:lastColumn="0" w:lastRow="0" w:noHBand="0" w:noVBand="1" w:val="04A0"/>
-        <w:tblLayout w:type="fixed"/>
+        <w:tblLook w:val="04A0" w:firstRow="1" w:lastRow="0" w:firstColumn="1" w:lastColumn="0" w:noHBand="0" w:noVBand="1"/>
       </w:tblPr>
       <w:tblGrid>
-        <w:gridCol w:w="4680"/>
-        <w:gridCol w:w="4680"/>
+        <w:gridCol w:w="1527"/>
+        <w:gridCol w:w="7833"/>
       </w:tblGrid>
       <w:tr>
         <w:tc>
           <w:tcPr>
-            <w:tcW w:type="dxa" w:w="1527"/>
+            <w:tcW w:w="1527" w:type="dxa"/>
           </w:tcPr>
           <w:p>
-            <w:r>
-              <w:rPr>
-                <w:b/>
-              </w:rPr>
-            </w:r>
+            <w:pPr>
+              <w:spacing w:before="60" w:after="60"/>
+            </w:pPr>
             <w:r>
               <w:rPr>
                 <w:b/>
@@ -1001,14 +1931,12 @@
         </w:tc>
         <w:tc>
           <w:tcPr>
-            <w:tcW w:type="dxa" w:w="7833"/>
+            <w:tcW w:w="7833" w:type="dxa"/>
           </w:tcPr>
           <w:p>
-            <w:r>
-              <w:rPr>
-                <w:b/>
-              </w:rPr>
-            </w:r>
+            <w:pPr>
+              <w:spacing w:before="60" w:after="60"/>
+            </w:pPr>
             <w:r>
               <w:rPr>
                 <w:b/>
@@ -1021,10 +1949,12 @@
       <w:tr>
         <w:tc>
           <w:tcPr>
-            <w:tcW w:type="dxa" w:w="1527"/>
+            <w:tcW w:w="1527" w:type="dxa"/>
           </w:tcPr>
           <w:p>
-            <w:r/>
+            <w:pPr>
+              <w:spacing w:before="60" w:after="60"/>
+            </w:pPr>
             <w:r>
               <w:t>關鍵字</w:t>
             </w:r>
@@ -1032,10 +1962,12 @@
         </w:tc>
         <w:tc>
           <w:tcPr>
-            <w:tcW w:type="dxa" w:w="7833"/>
+            <w:tcW w:w="7833" w:type="dxa"/>
           </w:tcPr>
           <w:p>
-            <w:r/>
+            <w:pPr>
+              <w:spacing w:before="60" w:after="60"/>
+            </w:pPr>
             <w:r>
               <w:t>比對課程名稱的任一部分，不分大小寫</w:t>
             </w:r>
@@ -1045,10 +1977,12 @@
       <w:tr>
         <w:tc>
           <w:tcPr>
-            <w:tcW w:type="dxa" w:w="1527"/>
+            <w:tcW w:w="1527" w:type="dxa"/>
           </w:tcPr>
           <w:p>
-            <w:r/>
+            <w:pPr>
+              <w:spacing w:before="60" w:after="60"/>
+            </w:pPr>
             <w:r>
               <w:t>單位、職位</w:t>
             </w:r>
@@ -1056,10 +1990,12 @@
         </w:tc>
         <w:tc>
           <w:tcPr>
-            <w:tcW w:type="dxa" w:w="7833"/>
+            <w:tcW w:w="7833" w:type="dxa"/>
           </w:tcPr>
           <w:p>
-            <w:r/>
+            <w:pPr>
+              <w:spacing w:before="60" w:after="60"/>
+            </w:pPr>
             <w:r>
               <w:t>比對課程受訓對象中的單位與職位，見下方說明。選「不限」即不以該欄篩選</w:t>
             </w:r>
@@ -1069,10 +2005,12 @@
       <w:tr>
         <w:tc>
           <w:tcPr>
-            <w:tcW w:type="dxa" w:w="1527"/>
+            <w:tcW w:w="1527" w:type="dxa"/>
           </w:tcPr>
           <w:p>
-            <w:r/>
+            <w:pPr>
+              <w:spacing w:before="60" w:after="60"/>
+            </w:pPr>
             <w:r>
               <w:t>建立者</w:t>
             </w:r>
@@ -1080,10 +2018,12 @@
         </w:tc>
         <w:tc>
           <w:tcPr>
-            <w:tcW w:type="dxa" w:w="7833"/>
+            <w:tcW w:w="7833" w:type="dxa"/>
           </w:tcPr>
           <w:p>
-            <w:r/>
+            <w:pPr>
+              <w:spacing w:before="60" w:after="60"/>
+            </w:pPr>
             <w:r>
               <w:t>僅「全部課程」分頁提供，切換回「我建立的」時自動清除</w:t>
             </w:r>
@@ -1094,6 +2034,7 @@
     <w:p>
       <w:pPr>
         <w:pStyle w:val="affa"/>
+        <w:keepNext/>
       </w:pPr>
       <w:r>
         <w:t>單位與職位只比對字面</w:t>
@@ -1101,10 +2042,17 @@
     </w:p>
     <w:p>
       <w:pPr>
+        <w:keepNext/>
         <w:ind w:firstLine="482"/>
       </w:pPr>
       <w:r>
-        <w:t>課程的受訓對象為一組組「單位 + 職位」。篩選時只比對受訓對象上</w:t>
+        <w:t>課程的受訓對象為一組組「單位</w:t>
+      </w:r>
+      <w:r>
+        <w:t xml:space="preserve"> + </w:t>
+      </w:r>
+      <w:r>
+        <w:t>職位」。篩選時只比對受訓對象上</w:t>
       </w:r>
       <w:r>
         <w:rPr>
@@ -1119,27 +2067,24 @@
     <w:tbl>
       <w:tblPr>
         <w:tblStyle w:val="aff2"/>
-        <w:tblW w:type="auto" w:w="0"/>
+        <w:tblW w:w="0" w:type="auto"/>
         <w:tblLayout w:type="fixed"/>
-        <w:tblLook w:firstColumn="1" w:firstRow="1" w:lastColumn="0" w:lastRow="0" w:noHBand="0" w:noVBand="1" w:val="04A0"/>
-        <w:tblLayout w:type="fixed"/>
+        <w:tblLook w:val="04A0" w:firstRow="1" w:lastRow="0" w:firstColumn="1" w:lastColumn="0" w:noHBand="0" w:noVBand="1"/>
       </w:tblPr>
       <w:tblGrid>
-        <w:gridCol w:w="3120"/>
-        <w:gridCol w:w="3120"/>
-        <w:gridCol w:w="3120"/>
+        <w:gridCol w:w="2046"/>
+        <w:gridCol w:w="3609"/>
+        <w:gridCol w:w="3705"/>
       </w:tblGrid>
       <w:tr>
         <w:tc>
           <w:tcPr>
-            <w:tcW w:type="dxa" w:w="2046"/>
+            <w:tcW w:w="2046" w:type="dxa"/>
           </w:tcPr>
           <w:p>
-            <w:r>
-              <w:rPr>
-                <w:b/>
-              </w:rPr>
-            </w:r>
+            <w:pPr>
+              <w:spacing w:before="60" w:after="60"/>
+            </w:pPr>
             <w:r>
               <w:rPr>
                 <w:b/>
@@ -1150,14 +2095,12 @@
         </w:tc>
         <w:tc>
           <w:tcPr>
-            <w:tcW w:type="dxa" w:w="3609"/>
+            <w:tcW w:w="3609" w:type="dxa"/>
           </w:tcPr>
           <w:p>
-            <w:r>
-              <w:rPr>
-                <w:b/>
-              </w:rPr>
-            </w:r>
+            <w:pPr>
+              <w:spacing w:before="60" w:after="60"/>
+            </w:pPr>
             <w:r>
               <w:rPr>
                 <w:b/>
@@ -1168,14 +2111,12 @@
         </w:tc>
         <w:tc>
           <w:tcPr>
-            <w:tcW w:type="dxa" w:w="3705"/>
+            <w:tcW w:w="3705" w:type="dxa"/>
           </w:tcPr>
           <w:p>
-            <w:r>
-              <w:rPr>
-                <w:b/>
-              </w:rPr>
-            </w:r>
+            <w:pPr>
+              <w:spacing w:before="60" w:after="60"/>
+            </w:pPr>
             <w:r>
               <w:rPr>
                 <w:b/>
@@ -1188,10 +2129,12 @@
       <w:tr>
         <w:tc>
           <w:tcPr>
-            <w:tcW w:type="dxa" w:w="2046"/>
+            <w:tcW w:w="2046" w:type="dxa"/>
           </w:tcPr>
           <w:p>
-            <w:r/>
+            <w:pPr>
+              <w:spacing w:before="60" w:after="60"/>
+            </w:pPr>
             <w:r>
               <w:t>職位選「護理師」</w:t>
             </w:r>
@@ -1199,23 +2142,45 @@
         </w:tc>
         <w:tc>
           <w:tcPr>
-            <w:tcW w:type="dxa" w:w="3609"/>
+            <w:tcW w:w="3609" w:type="dxa"/>
           </w:tcPr>
           <w:p>
-            <w:r/>
+            <w:pPr>
+              <w:spacing w:before="60" w:after="60"/>
+            </w:pPr>
             <w:r>
-              <w:t>受訓對象為「全單位 + 護理師」或「某單位 + 護理師」的課程</w:t>
+              <w:t>受訓對象為「全單位</w:t>
+            </w:r>
+            <w:r>
+              <w:t xml:space="preserve"> + </w:t>
+            </w:r>
+            <w:r>
+              <w:t>護理師」或「某單位</w:t>
+            </w:r>
+            <w:r>
+              <w:t xml:space="preserve"> + </w:t>
+            </w:r>
+            <w:r>
+              <w:t>護理師」的課程</w:t>
             </w:r>
           </w:p>
         </w:tc>
         <w:tc>
           <w:tcPr>
-            <w:tcW w:type="dxa" w:w="3705"/>
+            <w:tcW w:w="3705" w:type="dxa"/>
           </w:tcPr>
           <w:p>
-            <w:r/>
+            <w:pPr>
+              <w:spacing w:before="60" w:after="60"/>
+            </w:pPr>
             <w:r>
-              <w:t>受訓對象為「某單位 + 全體」的課程（雖然涵蓋該單位的護理師）</w:t>
+              <w:t>受訓對象為「某單位</w:t>
+            </w:r>
+            <w:r>
+              <w:t xml:space="preserve"> + </w:t>
+            </w:r>
+            <w:r>
+              <w:t>全體」的課程（雖然涵蓋該單位的護理師）</w:t>
             </w:r>
           </w:p>
         </w:tc>
@@ -1223,10 +2188,12 @@
       <w:tr>
         <w:tc>
           <w:tcPr>
-            <w:tcW w:type="dxa" w:w="2046"/>
+            <w:tcW w:w="2046" w:type="dxa"/>
           </w:tcPr>
           <w:p>
-            <w:r/>
+            <w:pPr>
+              <w:spacing w:before="60" w:after="60"/>
+            </w:pPr>
             <w:r>
               <w:t>單位選「松山分院」</w:t>
             </w:r>
@@ -1234,10 +2201,12 @@
         </w:tc>
         <w:tc>
           <w:tcPr>
-            <w:tcW w:type="dxa" w:w="3609"/>
+            <w:tcW w:w="3609" w:type="dxa"/>
           </w:tcPr>
           <w:p>
-            <w:r/>
+            <w:pPr>
+              <w:spacing w:before="60" w:after="60"/>
+            </w:pPr>
             <w:r>
               <w:t>受訓對象單位為松山分院的課程</w:t>
             </w:r>
@@ -1245,12 +2214,20 @@
         </w:tc>
         <w:tc>
           <w:tcPr>
-            <w:tcW w:type="dxa" w:w="3705"/>
+            <w:tcW w:w="3705" w:type="dxa"/>
           </w:tcPr>
           <w:p>
-            <w:r/>
+            <w:pPr>
+              <w:spacing w:before="60" w:after="60"/>
+            </w:pPr>
             <w:r>
-              <w:t>受訓對象為「全單位 + 某職位」的課程</w:t>
+              <w:t>受訓對象為「全單位</w:t>
+            </w:r>
+            <w:r>
+              <w:t xml:space="preserve"> + </w:t>
+            </w:r>
+            <w:r>
+              <w:t>某職位」的課程</w:t>
             </w:r>
           </w:p>
         </w:tc>
@@ -1261,13 +2238,14 @@
         <w:ind w:firstLine="482"/>
       </w:pPr>
       <w:r>
+        <w:lastRenderedPageBreak/>
         <w:t>要找受訓對象不限職位的課程，職位請選「全體」；要找不限單位的課程，單位請選「全單位」。</w:t>
       </w:r>
     </w:p>
     <w:p>
       <w:pPr>
         <w:spacing w:before="80" w:after="80"/>
-        <w:ind w:left="283" w:firstLine="0"/>
+        <w:ind w:left="283"/>
       </w:pPr>
       <w:r>
         <w:t>注意：「不限」與「全體」「全單位」意思不同。「不限」是不篩選；「全體」「全單位」是課程受訓對象上的值，選了只列出受訓對象正好設為該值的課程。</w:t>
@@ -1287,7 +2265,22 @@
         <w:t>同一組</w:t>
       </w:r>
       <w:r>
-        <w:t>受訓對象同時符合。例如課程的受訓對象為「松山分院 + 行政」與「全單位 + 護理師」兩組，以單位「松山分院」加職位「護理師」篩選時，此課程不會列出。</w:t>
+        <w:t>受訓對象同時符合。例如課程的受訓對象為「松山分院</w:t>
+      </w:r>
+      <w:r>
+        <w:t xml:space="preserve"> + </w:t>
+      </w:r>
+      <w:r>
+        <w:t>行政」與「全單位</w:t>
+      </w:r>
+      <w:r>
+        <w:t xml:space="preserve"> + </w:t>
+      </w:r>
+      <w:r>
+        <w:t>護理師」兩組，以單位「松山分院」加職位「護</w:t>
+      </w:r>
+      <w:r>
+        <w:t>理師」篩選時，此課程不會列出。</w:t>
       </w:r>
     </w:p>
     <w:p>
@@ -1302,12 +2295,15 @@
       <w:pPr>
         <w:pStyle w:val="2"/>
       </w:pPr>
+      <w:bookmarkStart w:id="7" w:name="_Toc243386827"/>
       <w:r>
         <w:t>三、卡片上的資訊</w:t>
       </w:r>
+      <w:bookmarkEnd w:id="7"/>
     </w:p>
     <w:p>
       <w:pPr>
+        <w:keepNext/>
         <w:ind w:firstLine="482"/>
       </w:pPr>
       <w:r>
@@ -1317,26 +2313,23 @@
     <w:tbl>
       <w:tblPr>
         <w:tblStyle w:val="aff2"/>
-        <w:tblW w:type="auto" w:w="0"/>
+        <w:tblW w:w="0" w:type="auto"/>
         <w:tblLayout w:type="fixed"/>
-        <w:tblLook w:firstColumn="1" w:firstRow="1" w:lastColumn="0" w:lastRow="0" w:noHBand="0" w:noVBand="1" w:val="04A0"/>
-        <w:tblLayout w:type="fixed"/>
+        <w:tblLook w:val="04A0" w:firstRow="1" w:lastRow="0" w:firstColumn="1" w:lastColumn="0" w:noHBand="0" w:noVBand="1"/>
       </w:tblPr>
       <w:tblGrid>
-        <w:gridCol w:w="4680"/>
-        <w:gridCol w:w="4680"/>
+        <w:gridCol w:w="1267"/>
+        <w:gridCol w:w="8093"/>
       </w:tblGrid>
       <w:tr>
         <w:tc>
           <w:tcPr>
-            <w:tcW w:type="dxa" w:w="1267"/>
+            <w:tcW w:w="1267" w:type="dxa"/>
           </w:tcPr>
           <w:p>
-            <w:r>
-              <w:rPr>
-                <w:b/>
-              </w:rPr>
-            </w:r>
+            <w:pPr>
+              <w:spacing w:before="60" w:after="60"/>
+            </w:pPr>
             <w:r>
               <w:rPr>
                 <w:b/>
@@ -1347,14 +2340,12 @@
         </w:tc>
         <w:tc>
           <w:tcPr>
-            <w:tcW w:type="dxa" w:w="8093"/>
+            <w:tcW w:w="8093" w:type="dxa"/>
           </w:tcPr>
           <w:p>
-            <w:r>
-              <w:rPr>
-                <w:b/>
-              </w:rPr>
-            </w:r>
+            <w:pPr>
+              <w:spacing w:before="60" w:after="60"/>
+            </w:pPr>
             <w:r>
               <w:rPr>
                 <w:b/>
@@ -1367,10 +2358,12 @@
       <w:tr>
         <w:tc>
           <w:tcPr>
-            <w:tcW w:type="dxa" w:w="1267"/>
+            <w:tcW w:w="1267" w:type="dxa"/>
           </w:tcPr>
           <w:p>
-            <w:r/>
+            <w:pPr>
+              <w:spacing w:before="60" w:after="60"/>
+            </w:pPr>
             <w:r>
               <w:t>課程狀態</w:t>
             </w:r>
@@ -1378,10 +2371,12 @@
         </w:tc>
         <w:tc>
           <w:tcPr>
-            <w:tcW w:type="dxa" w:w="8093"/>
+            <w:tcW w:w="8093" w:type="dxa"/>
           </w:tcPr>
           <w:p>
-            <w:r/>
+            <w:pPr>
+              <w:spacing w:before="60" w:after="60"/>
+            </w:pPr>
             <w:r>
               <w:t>草稿、已發布、已關閉三種。已發布課程的閱課期間一過，卡片即標示「已關閉」，不必等到每日排程將課程轉為已關閉</w:t>
             </w:r>
@@ -1391,10 +2386,12 @@
       <w:tr>
         <w:tc>
           <w:tcPr>
-            <w:tcW w:type="dxa" w:w="1267"/>
+            <w:tcW w:w="1267" w:type="dxa"/>
           </w:tcPr>
           <w:p>
-            <w:r/>
+            <w:pPr>
+              <w:spacing w:before="60" w:after="60"/>
+            </w:pPr>
             <w:r>
               <w:t>檢視</w:t>
             </w:r>
@@ -1402,10 +2399,12 @@
         </w:tc>
         <w:tc>
           <w:tcPr>
-            <w:tcW w:type="dxa" w:w="8093"/>
+            <w:tcW w:w="8093" w:type="dxa"/>
           </w:tcPr>
           <w:p>
-            <w:r/>
+            <w:pPr>
+              <w:spacing w:before="60" w:after="60"/>
+            </w:pPr>
             <w:r>
               <w:t>卡片右上標示「檢視」者為其他教師建立的課程，只能預覽、不能編輯</w:t>
             </w:r>
@@ -1415,10 +2414,12 @@
       <w:tr>
         <w:tc>
           <w:tcPr>
-            <w:tcW w:type="dxa" w:w="1267"/>
+            <w:tcW w:w="1267" w:type="dxa"/>
           </w:tcPr>
           <w:p>
-            <w:r/>
+            <w:pPr>
+              <w:spacing w:before="60" w:after="60"/>
+            </w:pPr>
             <w:r>
               <w:t>建立者</w:t>
             </w:r>
@@ -1426,10 +2427,12 @@
         </w:tc>
         <w:tc>
           <w:tcPr>
-            <w:tcW w:type="dxa" w:w="8093"/>
+            <w:tcW w:w="8093" w:type="dxa"/>
           </w:tcPr>
           <w:p>
-            <w:r/>
+            <w:pPr>
+              <w:spacing w:before="60" w:after="60"/>
+            </w:pPr>
             <w:r>
               <w:t>本人建立的課程於姓名後加註「（您）」</w:t>
             </w:r>
@@ -1439,10 +2442,12 @@
       <w:tr>
         <w:tc>
           <w:tcPr>
-            <w:tcW w:type="dxa" w:w="1267"/>
+            <w:tcW w:w="1267" w:type="dxa"/>
           </w:tcPr>
           <w:p>
-            <w:r/>
+            <w:pPr>
+              <w:spacing w:before="60" w:after="60"/>
+            </w:pPr>
             <w:r>
               <w:t>受訓對象</w:t>
             </w:r>
@@ -1450,12 +2455,20 @@
         </w:tc>
         <w:tc>
           <w:tcPr>
-            <w:tcW w:type="dxa" w:w="8093"/>
+            <w:tcW w:w="8093" w:type="dxa"/>
           </w:tcPr>
           <w:p>
-            <w:r/>
+            <w:pPr>
+              <w:spacing w:before="60" w:after="60"/>
+            </w:pPr>
             <w:r>
-              <w:t>單位為「全單位」者只顯示職位，例如「護理師」即「全單位 + 護理師」</w:t>
+              <w:t>單位為「全單位」者只顯示職位，例如「護理師」即「全單位</w:t>
+            </w:r>
+            <w:r>
+              <w:t xml:space="preserve"> + </w:t>
+            </w:r>
+            <w:r>
+              <w:t>護理師」</w:t>
             </w:r>
           </w:p>
         </w:tc>
@@ -1463,10 +2476,12 @@
       <w:tr>
         <w:tc>
           <w:tcPr>
-            <w:tcW w:type="dxa" w:w="1267"/>
+            <w:tcW w:w="1267" w:type="dxa"/>
           </w:tcPr>
           <w:p>
-            <w:r/>
+            <w:pPr>
+              <w:spacing w:before="60" w:after="60"/>
+            </w:pPr>
             <w:r>
               <w:t>學員人數</w:t>
             </w:r>
@@ -1474,10 +2489,12 @@
         </w:tc>
         <w:tc>
           <w:tcPr>
-            <w:tcW w:type="dxa" w:w="8093"/>
+            <w:tcW w:w="8093" w:type="dxa"/>
           </w:tcPr>
           <w:p>
-            <w:r/>
+            <w:pPr>
+              <w:spacing w:before="60" w:after="60"/>
+            </w:pPr>
             <w:r>
               <w:t>目前仍在課程中的學員人數，已被移出課程者不計入</w:t>
             </w:r>
@@ -1489,12 +2506,15 @@
       <w:pPr>
         <w:pStyle w:val="2"/>
       </w:pPr>
+      <w:bookmarkStart w:id="8" w:name="_Toc243386828"/>
       <w:r>
         <w:t>四、開啟課程</w:t>
       </w:r>
+      <w:bookmarkEnd w:id="8"/>
     </w:p>
     <w:p>
       <w:pPr>
+        <w:keepNext/>
         <w:ind w:firstLine="482"/>
       </w:pPr>
       <w:r>
@@ -1506,11 +2526,17 @@
         <w:pStyle w:val="af0"/>
         <w:numPr>
           <w:ilvl w:val="0"/>
-          <w:numId w:val="900"/>
+          <w:numId w:val="37"/>
         </w:numPr>
       </w:pPr>
       <w:r>
-        <w:t>於「我建立的」點卡片，進入 ET05 課程建立與編輯，可編輯內容並執行發布、關閉、再開課等動作。已關閉的課程同樣可進入編輯並再開課</w:t>
+        <w:t>於「我建立的」點卡片，進入</w:t>
+      </w:r>
+      <w:r>
+        <w:t xml:space="preserve"> ET05 </w:t>
+      </w:r>
+      <w:r>
+        <w:t>課程建立與編輯，可編輯內容並執行發布、關閉、再開課等動作。已關閉的課程同樣可進入編輯並再開課</w:t>
       </w:r>
     </w:p>
     <w:p>
@@ -1518,7 +2544,7 @@
         <w:pStyle w:val="af0"/>
         <w:numPr>
           <w:ilvl w:val="0"/>
-          <w:numId w:val="900"/>
+          <w:numId w:val="37"/>
         </w:numPr>
       </w:pPr>
       <w:r>
@@ -1546,26 +2572,29 @@
       <w:pPr>
         <w:keepNext/>
         <w:spacing w:before="160" w:after="40"/>
-        <w:ind w:left="0" w:firstLine="0"/>
         <w:jc w:val="center"/>
       </w:pPr>
       <w:r>
+        <w:rPr>
+          <w:noProof/>
+        </w:rPr>
         <w:drawing>
-          <wp:inline xmlns:a="http://schemas.openxmlformats.org/drawingml/2006/main" xmlns:pic="http://schemas.openxmlformats.org/drawingml/2006/picture">
+          <wp:inline distT="0" distB="0" distL="0" distR="0">
             <wp:extent cx="5580000" cy="1278000"/>
+            <wp:effectExtent l="0" t="0" r="0" b="0"/>
             <wp:docPr id="3" name="Picture 3"/>
             <wp:cNvGraphicFramePr>
-              <a:graphicFrameLocks noChangeAspect="1"/>
+              <a:graphicFrameLocks xmlns:a="http://schemas.openxmlformats.org/drawingml/2006/main" noChangeAspect="1"/>
             </wp:cNvGraphicFramePr>
-            <a:graphic>
+            <a:graphic xmlns:a="http://schemas.openxmlformats.org/drawingml/2006/main">
               <a:graphicData uri="http://schemas.openxmlformats.org/drawingml/2006/picture">
-                <pic:pic>
+                <pic:pic xmlns:pic="http://schemas.openxmlformats.org/drawingml/2006/picture">
                   <pic:nvPicPr>
                     <pic:cNvPr id="0" name="et01-03.png"/>
                     <pic:cNvPicPr/>
                   </pic:nvPicPr>
                   <pic:blipFill>
-                    <a:blip r:embed="rId11"/>
+                    <a:blip r:embed="rId10"/>
                     <a:stretch>
                       <a:fillRect/>
                     </a:stretch>
@@ -1575,7 +2604,9 @@
                       <a:off x="0" y="0"/>
                       <a:ext cx="5580000" cy="1278000"/>
                     </a:xfrm>
-                    <a:prstGeom prst="rect"/>
+                    <a:prstGeom prst="rect">
+                      <a:avLst/>
+                    </a:prstGeom>
                   </pic:spPr>
                 </pic:pic>
               </a:graphicData>
@@ -1587,7 +2618,6 @@
     <w:p>
       <w:pPr>
         <w:spacing w:after="160"/>
-        <w:ind w:firstLine="0"/>
         <w:jc w:val="center"/>
       </w:pPr>
       <w:r>
@@ -1602,57 +2632,68 @@
       <w:pPr>
         <w:pStyle w:val="2"/>
       </w:pPr>
+      <w:bookmarkStart w:id="9" w:name="_Toc243386829"/>
       <w:r>
+        <w:lastRenderedPageBreak/>
         <w:t>五、新增課程</w:t>
+      </w:r>
+      <w:bookmarkEnd w:id="9"/>
+    </w:p>
+    <w:p>
+      <w:pPr>
+        <w:ind w:firstLine="482"/>
+      </w:pPr>
+      <w:r>
+        <w:t>按篩選列右側的「新增課程」，進入</w:t>
+      </w:r>
+      <w:r>
+        <w:t xml:space="preserve"> ET05 </w:t>
+      </w:r>
+      <w:r>
+        <w:t>課程建立與編輯的新增畫面。尚未建立任何課程時，「我建立的」清單中央另有「建立第一門課程」，作用相同。</w:t>
       </w:r>
     </w:p>
     <w:p>
       <w:pPr>
-        <w:ind w:firstLine="482"/>
-      </w:pPr>
+        <w:pStyle w:val="1"/>
+      </w:pPr>
+      <w:bookmarkStart w:id="10" w:name="_Toc243386830"/>
       <w:r>
-        <w:t>按篩選列右側的「新增課程」，進入 ET05 課程建立與編輯的新增畫面。尚未建立任何課程時，「我建立的」清單中央另有「建立第一門課程」，作用相同。</w:t>
+        <w:lastRenderedPageBreak/>
+        <w:t>參、常見訊息與處置</w:t>
       </w:r>
+      <w:bookmarkEnd w:id="10"/>
     </w:p>
     <w:p>
       <w:pPr>
-        <w:pStyle w:val="1"/>
-      </w:pPr>
-      <w:r>
-        <w:t>參、常見訊息與處置</w:t>
-      </w:r>
-    </w:p>
-    <w:p>
-      <w:pPr>
         <w:pStyle w:val="2"/>
       </w:pPr>
+      <w:bookmarkStart w:id="11" w:name="_Toc243386831"/>
       <w:r>
         <w:t>一、其他情況</w:t>
       </w:r>
+      <w:bookmarkEnd w:id="11"/>
     </w:p>
     <w:tbl>
       <w:tblPr>
         <w:tblStyle w:val="aff2"/>
-        <w:tblW w:type="auto" w:w="0"/>
+        <w:tblW w:w="0" w:type="auto"/>
         <w:tblLayout w:type="fixed"/>
-        <w:tblLook w:firstColumn="1" w:firstRow="1" w:lastColumn="0" w:lastRow="0" w:noHBand="0" w:noVBand="1" w:val="04A0"/>
-        <w:tblLayout w:type="fixed"/>
+        <w:tblLook w:val="04A0" w:firstRow="1" w:lastRow="0" w:firstColumn="1" w:lastColumn="0" w:noHBand="0" w:noVBand="1"/>
       </w:tblPr>
       <w:tblGrid>
-        <w:gridCol w:w="4680"/>
-        <w:gridCol w:w="4680"/>
+        <w:gridCol w:w="3795"/>
+        <w:gridCol w:w="5565"/>
       </w:tblGrid>
       <w:tr>
         <w:tc>
           <w:tcPr>
-            <w:tcW w:type="dxa" w:w="3795"/>
+            <w:tcW w:w="3795" w:type="dxa"/>
           </w:tcPr>
           <w:p>
-            <w:r>
-              <w:rPr>
-                <w:b/>
-              </w:rPr>
-            </w:r>
+            <w:pPr>
+              <w:spacing w:before="60" w:after="60"/>
+            </w:pPr>
             <w:r>
               <w:rPr>
                 <w:b/>
@@ -1663,14 +2704,12 @@
         </w:tc>
         <w:tc>
           <w:tcPr>
-            <w:tcW w:type="dxa" w:w="5565"/>
+            <w:tcW w:w="5565" w:type="dxa"/>
           </w:tcPr>
           <w:p>
-            <w:r>
-              <w:rPr>
-                <w:b/>
-              </w:rPr>
-            </w:r>
+            <w:pPr>
+              <w:spacing w:before="60" w:after="60"/>
+            </w:pPr>
             <w:r>
               <w:rPr>
                 <w:b/>
@@ -1683,10 +2722,12 @@
       <w:tr>
         <w:tc>
           <w:tcPr>
-            <w:tcW w:type="dxa" w:w="3795"/>
+            <w:tcW w:w="3795" w:type="dxa"/>
           </w:tcPr>
           <w:p>
-            <w:r/>
+            <w:pPr>
+              <w:spacing w:before="60" w:after="60"/>
+            </w:pPr>
             <w:r>
               <w:t>顯示「查無符合條件之課程」</w:t>
             </w:r>
@@ -1694,10 +2735,12 @@
         </w:tc>
         <w:tc>
           <w:tcPr>
-            <w:tcW w:type="dxa" w:w="5565"/>
+            <w:tcW w:w="5565" w:type="dxa"/>
           </w:tcPr>
           <w:p>
-            <w:r/>
+            <w:pPr>
+              <w:spacing w:before="60" w:after="60"/>
+            </w:pPr>
             <w:r>
               <w:t>目前的查詢條件下沒有課程。單位、職位只比對字面，可改選「不限」或「全體」「全單位」再查</w:t>
             </w:r>
@@ -1707,10 +2750,12 @@
       <w:tr>
         <w:tc>
           <w:tcPr>
-            <w:tcW w:type="dxa" w:w="3795"/>
+            <w:tcW w:w="3795" w:type="dxa"/>
           </w:tcPr>
           <w:p>
-            <w:r/>
+            <w:pPr>
+              <w:spacing w:before="60" w:after="60"/>
+            </w:pPr>
             <w:r>
               <w:t>「我建立的」顯示「您尚未建立任何課程」</w:t>
             </w:r>
@@ -1718,10 +2763,12 @@
         </w:tc>
         <w:tc>
           <w:tcPr>
-            <w:tcW w:type="dxa" w:w="5565"/>
+            <w:tcW w:w="5565" w:type="dxa"/>
           </w:tcPr>
           <w:p>
-            <w:r/>
+            <w:pPr>
+              <w:spacing w:before="60" w:after="60"/>
+            </w:pPr>
             <w:r>
               <w:t>本人尚未建立課程。按「新增課程」或「建立第一門課程」開始</w:t>
             </w:r>
@@ -1731,10 +2778,12 @@
       <w:tr>
         <w:tc>
           <w:tcPr>
-            <w:tcW w:type="dxa" w:w="3795"/>
+            <w:tcW w:w="3795" w:type="dxa"/>
           </w:tcPr>
           <w:p>
-            <w:r/>
+            <w:pPr>
+              <w:spacing w:before="60" w:after="60"/>
+            </w:pPr>
             <w:r>
               <w:t>「全部課程」顯示「目前沒有已發布的課程」</w:t>
             </w:r>
@@ -1742,10 +2791,12 @@
         </w:tc>
         <w:tc>
           <w:tcPr>
-            <w:tcW w:type="dxa" w:w="5565"/>
+            <w:tcW w:w="5565" w:type="dxa"/>
           </w:tcPr>
           <w:p>
-            <w:r/>
+            <w:pPr>
+              <w:spacing w:before="60" w:after="60"/>
+            </w:pPr>
             <w:r>
               <w:t>目前沒有可觀摩的已發布課程，或已發布的課程皆已過閱課期間、或本人皆已加入</w:t>
             </w:r>
@@ -1755,10 +2806,12 @@
       <w:tr>
         <w:tc>
           <w:tcPr>
-            <w:tcW w:type="dxa" w:w="3795"/>
+            <w:tcW w:w="3795" w:type="dxa"/>
           </w:tcPr>
           <w:p>
-            <w:r/>
+            <w:pPr>
+              <w:spacing w:before="60" w:after="60"/>
+            </w:pPr>
             <w:r>
               <w:t>沒有「我建立的」分頁與「新增課程」按鈕</w:t>
             </w:r>
@@ -1766,12 +2819,20 @@
         </w:tc>
         <w:tc>
           <w:tcPr>
-            <w:tcW w:type="dxa" w:w="5565"/>
+            <w:tcW w:w="5565" w:type="dxa"/>
           </w:tcPr>
           <w:p>
-            <w:r/>
+            <w:pPr>
+              <w:spacing w:before="60" w:after="60"/>
+            </w:pPr>
             <w:r>
-              <w:t>本人不具教師角色。需要建立課程者請洽管理者於 DP02 權限管理授予教師角色</w:t>
+              <w:t>本人不具教師角色。需要建立課程者請洽管理者於</w:t>
+            </w:r>
+            <w:r>
+              <w:t xml:space="preserve"> DP02 </w:t>
+            </w:r>
+            <w:r>
+              <w:t>權限管理授予教師角色</w:t>
             </w:r>
           </w:p>
         </w:tc>
@@ -1779,10 +2840,12 @@
       <w:tr>
         <w:tc>
           <w:tcPr>
-            <w:tcW w:type="dxa" w:w="3795"/>
+            <w:tcW w:w="3795" w:type="dxa"/>
           </w:tcPr>
           <w:p>
-            <w:r/>
+            <w:pPr>
+              <w:spacing w:before="60" w:after="60"/>
+            </w:pPr>
             <w:r>
               <w:t>其他教師的某門課程在「全部課程」找不到</w:t>
             </w:r>
@@ -1790,10 +2853,12 @@
         </w:tc>
         <w:tc>
           <w:tcPr>
-            <w:tcW w:type="dxa" w:w="5565"/>
+            <w:tcW w:w="5565" w:type="dxa"/>
           </w:tcPr>
           <w:p>
-            <w:r/>
+            <w:pPr>
+              <w:spacing w:before="60" w:after="60"/>
+            </w:pPr>
             <w:r>
               <w:t>該課程為草稿、已關閉、閱課期間已過，或本人已加入該課程。已加入者請由「我的課程」進入</w:t>
             </w:r>
@@ -1803,10 +2868,12 @@
       <w:tr>
         <w:tc>
           <w:tcPr>
-            <w:tcW w:type="dxa" w:w="3795"/>
+            <w:tcW w:w="3795" w:type="dxa"/>
           </w:tcPr>
           <w:p>
-            <w:r/>
+            <w:pPr>
+              <w:spacing w:before="60" w:after="60"/>
+            </w:pPr>
             <w:r>
               <w:t>本人的課程點入後不能編輯</w:t>
             </w:r>
@@ -1814,10 +2881,12 @@
         </w:tc>
         <w:tc>
           <w:tcPr>
-            <w:tcW w:type="dxa" w:w="5565"/>
+            <w:tcW w:w="5565" w:type="dxa"/>
           </w:tcPr>
           <w:p>
-            <w:r/>
+            <w:pPr>
+              <w:spacing w:before="60" w:after="60"/>
+            </w:pPr>
             <w:r>
               <w:t>由「全部課程」點入的一律為預覽。請改由「我建立的」進入</w:t>
             </w:r>
@@ -1825,8 +2894,9 @@
         </w:tc>
       </w:tr>
     </w:tbl>
+    <w:p/>
     <w:sectPr>
-      <w:footerReference w:type="default" r:id="rId46"/>
+      <w:footerReference w:type="default" r:id="rId11"/>
       <w:pgSz w:w="12240" w:h="15840"/>
       <w:pgMar w:top="1440" w:right="1440" w:bottom="1440" w:left="1440" w:header="720" w:footer="720" w:gutter="0"/>
       <w:pgNumType w:start="1"/>
@@ -1867,16 +2937,6 @@
   <w:p>
     <w:pPr>
       <w:pStyle w:val="a5"/>
-    </w:pPr>
-  </w:p>
-</w:ftr>
-</file>
-
-<file path=word/footer2.xml><?xml version="1.0" encoding="utf-8"?>
-<w:ftr xmlns:wpc="http://schemas.microsoft.com/office/word/2010/wordprocessingCanvas" xmlns:cx="http://schemas.microsoft.com/office/drawing/2014/chartex" xmlns:cx1="http://schemas.microsoft.com/office/drawing/2015/9/8/chartex" xmlns:cx2="http://schemas.microsoft.com/office/drawing/2015/10/21/chartex" xmlns:cx3="http://schemas.microsoft.com/office/drawing/2016/5/9/chartex" xmlns:cx4="http://schemas.microsoft.com/office/drawing/2016/5/10/chartex" xmlns:cx5="http://schemas.microsoft.com/office/drawing/2016/5/11/chartex" xmlns:cx6="http://schemas.microsoft.com/office/drawing/2016/5/12/chartex" xmlns:cx7="http://schemas.microsoft.com/office/drawing/2016/5/13/chartex" xmlns:cx8="http://schemas.microsoft.com/office/drawing/2016/5/14/chartex" xmlns:mc="http://schemas.openxmlformats.org/markup-compatibility/2006" xmlns:aink="http://schemas.microsoft.com/office/drawing/2016/ink" xmlns:am3d="http://schemas.microsoft.com/office/drawing/2017/model3d" xmlns:o="urn:schemas-microsoft-com:office:office" xmlns:r="http://schemas.openxmlformats.org/officeDocument/2006/relationships" xmlns:m="http://schemas.openxmlformats.org/officeDocument/2006/math" xmlns:v="urn:schemas-microsoft-com:vml" xmlns:wp14="http://schemas.microsoft.com/office/word/2010/wordprocessingDrawing" xmlns:wp="http://schemas.openxmlformats.org/drawingml/2006/wordprocessingDrawing" xmlns:w10="urn:schemas-microsoft-com:office:word" xmlns:w="http://schemas.openxmlformats.org/wordprocessingml/2006/main" xmlns:w14="http://schemas.microsoft.com/office/word/2010/wordml" xmlns:w15="http://schemas.microsoft.com/office/word/2012/wordml" xmlns:w16cid="http://schemas.microsoft.com/office/word/2016/wordml/cid" xmlns:w16se="http://schemas.microsoft.com/office/word/2015/wordml/symex" xmlns:wpg="http://schemas.microsoft.com/office/word/2010/wordprocessingGroup" xmlns:wpi="http://schemas.microsoft.com/office/word/2010/wordprocessingInk" xmlns:wne="http://schemas.microsoft.com/office/word/2006/wordml" xmlns:wps="http://schemas.microsoft.com/office/word/2010/wordprocessingShape" mc:Ignorable="w14 w15 w16se w16cid wp14">
-  <w:p>
-    <w:pPr>
-      <w:pStyle w:val="a5"/>
       <w:jc w:val="center"/>
     </w:pPr>
     <w:r>
@@ -1940,7 +3000,7 @@
         <w:noProof/>
         <w:sz w:val="20"/>
       </w:rPr>
-      <w:t>39</w:t>
+      <w:t>6</w:t>
     </w:r>
     <w:r>
       <w:rPr>
@@ -1997,6 +3057,64 @@
     </w:lvl>
   </w:abstractNum>
   <w:abstractNum w:abstractNumId="1" w15:restartNumberingAfterBreak="0">
+    <w:nsid w:val="54EA5167"/>
+    <w:multiLevelType w:val="multilevel"/>
+    <w:tmpl w:val="507C2D6C"/>
+    <w:lvl w:ilvl="0">
+      <w:start w:val="1"/>
+      <w:numFmt w:val="bullet"/>
+      <w:lvlText w:val="●"/>
+      <w:lvlJc w:val="left"/>
+      <w:pPr>
+        <w:ind w:left="482" w:hanging="482"/>
+      </w:pPr>
+    </w:lvl>
+    <w:lvl w:ilvl="1">
+      <w:start w:val="1"/>
+      <w:numFmt w:val="bullet"/>
+      <w:lvlText w:val="●"/>
+      <w:lvlJc w:val="left"/>
+      <w:pPr>
+        <w:ind w:left="1440" w:hanging="480"/>
+      </w:pPr>
+    </w:lvl>
+    <w:lvl w:ilvl="2">
+      <w:numFmt w:val="decimal"/>
+      <w:lvlText w:val=""/>
+      <w:lvlJc w:val="left"/>
+    </w:lvl>
+    <w:lvl w:ilvl="3">
+      <w:numFmt w:val="decimal"/>
+      <w:lvlText w:val=""/>
+      <w:lvlJc w:val="left"/>
+    </w:lvl>
+    <w:lvl w:ilvl="4">
+      <w:numFmt w:val="decimal"/>
+      <w:lvlText w:val=""/>
+      <w:lvlJc w:val="left"/>
+    </w:lvl>
+    <w:lvl w:ilvl="5">
+      <w:numFmt w:val="decimal"/>
+      <w:lvlText w:val=""/>
+      <w:lvlJc w:val="left"/>
+    </w:lvl>
+    <w:lvl w:ilvl="6">
+      <w:numFmt w:val="decimal"/>
+      <w:lvlText w:val=""/>
+      <w:lvlJc w:val="left"/>
+    </w:lvl>
+    <w:lvl w:ilvl="7">
+      <w:numFmt w:val="decimal"/>
+      <w:lvlText w:val=""/>
+      <w:lvlJc w:val="left"/>
+    </w:lvl>
+    <w:lvl w:ilvl="8">
+      <w:numFmt w:val="decimal"/>
+      <w:lvlText w:val=""/>
+      <w:lvlJc w:val="left"/>
+    </w:lvl>
+  </w:abstractNum>
+  <w:abstractNum w:abstractNumId="2" w15:restartNumberingAfterBreak="0">
     <w:nsid w:val="7CDE1FC3"/>
     <w:multiLevelType w:val="hybridMultilevel"/>
     <w:tmpl w:val="7EACF0CE"/>
@@ -2060,17 +3178,6 @@
       <w:lvlJc w:val="left"/>
     </w:lvl>
   </w:abstractNum>
-  <w:abstractNum w:abstractNumId="900">
-    <w:lvl w:ilvl="0">
-      <w:start w:val="1"/>
-      <w:numFmt w:val="bullet"/>
-      <w:lvlText w:val="●"/>
-      <w:lvlJc w:val="left"/>
-      <w:pPr>
-        <w:ind w:left="482" w:hanging="482"/>
-      </w:pPr>
-    </w:lvl>
-  </w:abstractNum>
   <w:num w:numId="1">
     <w:abstractNumId w:val="0"/>
     <w:lvlOverride w:ilvl="0">
@@ -2090,7 +3197,7 @@
     </w:lvlOverride>
   </w:num>
   <w:num w:numId="4">
-    <w:abstractNumId w:val="1"/>
+    <w:abstractNumId w:val="2"/>
     <w:lvlOverride w:ilvl="0">
       <w:startOverride w:val="1"/>
     </w:lvlOverride>
@@ -2287,10 +3394,10 @@
       <w:startOverride w:val="1"/>
     </w:lvlOverride>
   </w:num>
+  <w:num w:numId="37">
+    <w:abstractNumId w:val="1"/>
+  </w:num>
   <w:numIdMacAtCleanup w:val="36"/>
-  <w:num w:numId="900">
-    <w:abstractNumId w:val="900"/>
-  </w:num>
 </w:numbering>
 </file>
 
@@ -14056,7 +15163,7 @@
 </file>
 
 <file path=customXml/itemProps1.xml><?xml version="1.0" encoding="utf-8"?>
-<ds:datastoreItem xmlns:ds="http://schemas.openxmlformats.org/officeDocument/2006/customXml" ds:itemID="{F5433768-CC8D-4AF3-B2C9-4B3C2D302557}">
+<ds:datastoreItem xmlns:ds="http://schemas.openxmlformats.org/officeDocument/2006/customXml" ds:itemID="{8DD241B5-B8BE-4445-8023-AA2D01805149}">
   <ds:schemaRefs>
     <ds:schemaRef ds:uri="http://schemas.openxmlformats.org/officeDocument/2006/bibliography"/>
   </ds:schemaRefs>
